--- a/lessons/6-15/downloads/6-15-notes.docx
+++ b/lessons/6-15/downloads/6-15-notes.docx
@@ -2975,7 +2975,7 @@
           <w:sz w:val="20"/>
           <w:szCs w:val="20"/>
         </w:rPr>
-        <w:t xml:space="preserve">B)  15n</w:t>
+        <w:t xml:space="preserve">B)  11n² + 4</w:t>
       </w:r>
     </w:p>
     <w:p>
@@ -2988,7 +2988,7 @@
           <w:sz w:val="20"/>
           <w:szCs w:val="20"/>
         </w:rPr>
-        <w:t xml:space="preserve">C)  11n² + 4</w:t>
+        <w:t xml:space="preserve">C)  15n</w:t>
       </w:r>
     </w:p>
     <w:p>
@@ -3874,7 +3874,7 @@
           <w:sz w:val="20"/>
           <w:szCs w:val="20"/>
         </w:rPr>
-        <w:t xml:space="preserve">B)  10a</w:t>
+        <w:t xml:space="preserve">B)  7a² + 3</w:t>
       </w:r>
     </w:p>
     <w:p>
@@ -3887,7 +3887,7 @@
           <w:sz w:val="20"/>
           <w:szCs w:val="20"/>
         </w:rPr>
-        <w:t xml:space="preserve">C)  7a² + 3</w:t>
+        <w:t xml:space="preserve">C)  10a</w:t>
       </w:r>
     </w:p>
     <w:p>
@@ -4050,7 +4050,7 @@
           <w:sz w:val="21"/>
           <w:szCs w:val="21"/>
         </w:rPr>
-        <w:t xml:space="preserve">C)  62x + 35</w:t>
+        <w:t xml:space="preserve">C)  16x</w:t>
       </w:r>
     </w:p>
     <w:p>
@@ -4063,7 +4063,7 @@
           <w:sz w:val="21"/>
           <w:szCs w:val="21"/>
         </w:rPr>
-        <w:t xml:space="preserve">D)  16x</w:t>
+        <w:t xml:space="preserve">D)  62x + 35</w:t>
       </w:r>
     </w:p>
     <w:p>

--- a/lessons/6-15/downloads/6-15-notes.docx
+++ b/lessons/6-15/downloads/6-15-notes.docx
@@ -529,7 +529,7 @@
                 <w:sz w:val="21"/>
                 <w:szCs w:val="21"/>
               </w:rPr>
-              <w:t xml:space="preserve">Terms with the same letter raised to the same power, like 2x and 5x.</w:t>
+              <w:t xml:space="preserve">Terms with the same variable raised to the same exponent, like 2x and 5x.</w:t>
             </w:r>
           </w:p>
           <w:p>
@@ -683,7 +683,7 @@
                 <w:sz w:val="21"/>
                 <w:szCs w:val="21"/>
               </w:rPr>
-              <w:t xml:space="preserve">To add or subtract terms with the same letter into one.</w:t>
+              <w:t xml:space="preserve">To add or subtract terms with the same variable and exponent into one.</w:t>
             </w:r>
           </w:p>
           <w:p>

--- a/lessons/6-15/downloads/6-15-notes.docx
+++ b/lessons/6-15/downloads/6-15-notes.docx
@@ -249,49 +249,269 @@
           <w:sz w:val="19"/>
           <w:szCs w:val="19"/>
         </w:rPr>
-        <w:t xml:space="preserve">Look at the picture, read the word, then read what it means.</w:t>
+        <w:t xml:space="preserve">Review each concept term, definition, non-example, and visual clue.</w:t>
       </w:r>
     </w:p>
     <w:tbl>
       <w:tblPr>
-        <w:tblW w:type="pct" w:w="100%"/>
+        <w:tblW w:type="dxa" w:w="9360"/>
         <w:tblBorders>
-          <w:top w:val="none" w:color="FFFFFF" w:sz="0"/>
-          <w:left w:val="none" w:color="FFFFFF" w:sz="0"/>
-          <w:bottom w:val="single" w:color="C7D2DD" w:sz="4"/>
-          <w:right w:val="none" w:color="FFFFFF" w:sz="0"/>
-          <w:insideH w:val="none" w:color="FFFFFF" w:sz="0"/>
-          <w:insideV w:val="none" w:color="FFFFFF" w:sz="0"/>
+          <w:top w:val="single" w:color="C7D2DD" w:sz="6"/>
+          <w:left w:val="single" w:color="C7D2DD" w:sz="6"/>
+          <w:bottom w:val="single" w:color="C7D2DD" w:sz="6"/>
+          <w:right w:val="single" w:color="C7D2DD" w:sz="6"/>
+          <w:insideH w:val="single" w:color="C7D2DD" w:sz="6"/>
+          <w:insideV w:val="single" w:color="C7D2DD" w:sz="6"/>
         </w:tblBorders>
       </w:tblPr>
       <w:tblGrid>
         <w:gridCol w:w="1800"/>
-        <w:gridCol w:w="7560"/>
+        <w:gridCol w:w="3160"/>
+        <w:gridCol w:w="2200"/>
+        <w:gridCol w:w="2200"/>
       </w:tblGrid>
       <w:tr>
         <w:trPr>
           <w:cantSplit/>
+          <w:tblHeader/>
         </w:trPr>
         <w:tc>
           <w:tcPr>
             <w:tcW w:type="dxa" w:w="1800"/>
-            <w:tcMar>
-              <w:top w:type="dxa" w:w="100"/>
-              <w:left w:type="dxa" w:w="40"/>
-              <w:bottom w:type="dxa" w:w="100"/>
-              <w:right w:type="dxa" w:w="120"/>
-            </w:tcMar>
-            <w:vAlign w:val="center"/>
+            <w:shd w:fill="EEF4F8" w:color="auto" w:val="clear"/>
+            <w:tcMar>
+              <w:top w:type="dxa" w:w="80"/>
+              <w:left w:type="dxa" w:w="100"/>
+              <w:bottom w:type="dxa" w:w="80"/>
+              <w:right w:type="dxa" w:w="100"/>
+            </w:tcMar>
           </w:tcPr>
           <w:p>
             <w:pPr>
               <w:spacing w:after="0"/>
+            </w:pPr>
+            <w:r>
+              <w:rPr>
+                <w:b/>
+                <w:bCs/>
+                <w:color w:val="12355B"/>
+                <w:sz w:val="19"/>
+                <w:szCs w:val="19"/>
+              </w:rPr>
+              <w:t xml:space="preserve">Concept Term</w:t>
+            </w:r>
+          </w:p>
+        </w:tc>
+        <w:tc>
+          <w:tcPr>
+            <w:tcW w:type="dxa" w:w="3160"/>
+            <w:shd w:fill="EEF4F8" w:color="auto" w:val="clear"/>
+            <w:tcMar>
+              <w:top w:type="dxa" w:w="80"/>
+              <w:left w:type="dxa" w:w="100"/>
+              <w:bottom w:type="dxa" w:w="80"/>
+              <w:right w:type="dxa" w:w="100"/>
+            </w:tcMar>
+          </w:tcPr>
+          <w:p>
+            <w:pPr>
+              <w:spacing w:after="0"/>
+            </w:pPr>
+            <w:r>
+              <w:rPr>
+                <w:b/>
+                <w:bCs/>
+                <w:color w:val="12355B"/>
+                <w:sz w:val="19"/>
+                <w:szCs w:val="19"/>
+              </w:rPr>
+              <w:t xml:space="preserve">Student-Friendly Definition</w:t>
+            </w:r>
+          </w:p>
+        </w:tc>
+        <w:tc>
+          <w:tcPr>
+            <w:tcW w:type="dxa" w:w="2200"/>
+            <w:shd w:fill="EEF4F8" w:color="auto" w:val="clear"/>
+            <w:tcMar>
+              <w:top w:type="dxa" w:w="80"/>
+              <w:left w:type="dxa" w:w="100"/>
+              <w:bottom w:type="dxa" w:w="80"/>
+              <w:right w:type="dxa" w:w="100"/>
+            </w:tcMar>
+          </w:tcPr>
+          <w:p>
+            <w:pPr>
+              <w:spacing w:after="0"/>
+            </w:pPr>
+            <w:r>
+              <w:rPr>
+                <w:b/>
+                <w:bCs/>
+                <w:color w:val="12355B"/>
+                <w:sz w:val="19"/>
+                <w:szCs w:val="19"/>
+              </w:rPr>
+              <w:t xml:space="preserve">Non-Example</w:t>
+            </w:r>
+          </w:p>
+        </w:tc>
+        <w:tc>
+          <w:tcPr>
+            <w:tcW w:type="dxa" w:w="2200"/>
+            <w:shd w:fill="EEF4F8" w:color="auto" w:val="clear"/>
+            <w:tcMar>
+              <w:top w:type="dxa" w:w="80"/>
+              <w:left w:type="dxa" w:w="100"/>
+              <w:bottom w:type="dxa" w:w="80"/>
+              <w:right w:type="dxa" w:w="100"/>
+            </w:tcMar>
+          </w:tcPr>
+          <w:p>
+            <w:pPr>
+              <w:spacing w:after="0"/>
+            </w:pPr>
+            <w:r>
+              <w:rPr>
+                <w:b/>
+                <w:bCs/>
+                <w:color w:val="12355B"/>
+                <w:sz w:val="19"/>
+                <w:szCs w:val="19"/>
+              </w:rPr>
+              <w:t xml:space="preserve">Visual Clue</w:t>
+            </w:r>
+          </w:p>
+        </w:tc>
+      </w:tr>
+      <w:tr>
+        <w:trPr>
+          <w:cantSplit/>
+        </w:trPr>
+        <w:tc>
+          <w:tcPr>
+            <w:tcW w:type="dxa" w:w="1800"/>
+            <w:tcMar>
+              <w:top w:type="dxa" w:w="80"/>
+              <w:left w:type="dxa" w:w="100"/>
+              <w:bottom w:type="dxa" w:w="80"/>
+              <w:right w:type="dxa" w:w="100"/>
+            </w:tcMar>
+            <w:vAlign w:val="top"/>
+          </w:tcPr>
+          <w:p>
+            <w:pPr>
+              <w:spacing w:after="30"/>
+            </w:pPr>
+            <w:r>
+              <w:rPr>
+                <w:b/>
+                <w:bCs/>
+                <w:color w:val="12355B"/>
+                <w:sz w:val="21"/>
+                <w:szCs w:val="21"/>
+              </w:rPr>
+              <w:t xml:space="preserve">Simplify Algebraic Expressions</w:t>
+            </w:r>
+          </w:p>
+          <w:p>
+            <w:pPr>
+              <w:spacing w:after="0"/>
+            </w:pPr>
+            <w:r>
+              <w:rPr>
+                <w:i/>
+                <w:iCs/>
+                <w:color w:val="5F6F80"/>
+                <w:sz w:val="18"/>
+                <w:szCs w:val="18"/>
+              </w:rPr>
+              <w:t xml:space="preserve">Simplificar expresiones algebraicas</w:t>
+            </w:r>
+          </w:p>
+        </w:tc>
+        <w:tc>
+          <w:tcPr>
+            <w:tcW w:type="dxa" w:w="3160"/>
+            <w:tcMar>
+              <w:top w:type="dxa" w:w="80"/>
+              <w:left w:type="dxa" w:w="100"/>
+              <w:bottom w:type="dxa" w:w="80"/>
+              <w:right w:type="dxa" w:w="100"/>
+            </w:tcMar>
+            <w:vAlign w:val="top"/>
+          </w:tcPr>
+          <w:p>
+            <w:pPr>
+              <w:spacing w:after="0"/>
+            </w:pPr>
+            <w:r>
+              <w:rPr>
+                <w:sz w:val="20"/>
+                <w:szCs w:val="20"/>
+              </w:rPr>
+              <w:t xml:space="preserve">Rewrite an expression in a shorter equivalent form by combining like terms and using properties.</w:t>
+            </w:r>
+          </w:p>
+        </w:tc>
+        <w:tc>
+          <w:tcPr>
+            <w:tcW w:type="dxa" w:w="2200"/>
+            <w:tcMar>
+              <w:top w:type="dxa" w:w="80"/>
+              <w:left w:type="dxa" w:w="100"/>
+              <w:bottom w:type="dxa" w:w="80"/>
+              <w:right w:type="dxa" w:w="100"/>
+            </w:tcMar>
+            <w:vAlign w:val="top"/>
+          </w:tcPr>
+          <w:p>
+            <w:pPr>
+              <w:spacing w:after="40"/>
+            </w:pPr>
+            <w:r>
+              <w:rPr>
+                <w:i/>
+                <w:iCs/>
+                <w:color w:val="5F6F80"/>
+                <w:sz w:val="19"/>
+                <w:szCs w:val="19"/>
+              </w:rPr>
+              <w:t xml:space="preserve">Not Simplify Algebraic Expressions: write a counter-example that breaks the definition.</w:t>
+            </w:r>
+          </w:p>
+          <w:p>
+            <w:pPr>
+              <w:pBdr>
+                <w:bottom w:val="single" w:color="AFBECC" w:sz="6"/>
+              </w:pBdr>
+              <w:spacing w:after="30" w:before="150"/>
+            </w:pPr>
+            <w:r>
+              <w:t xml:space="preserve"/>
+            </w:r>
+          </w:p>
+        </w:tc>
+        <w:tc>
+          <w:tcPr>
+            <w:tcW w:type="dxa" w:w="2200"/>
+            <w:tcMar>
+              <w:top w:type="dxa" w:w="80"/>
+              <w:left w:type="dxa" w:w="100"/>
+              <w:bottom w:type="dxa" w:w="80"/>
+              <w:right w:type="dxa" w:w="100"/>
+            </w:tcMar>
+            <w:vAlign w:val="top"/>
+          </w:tcPr>
+          <w:p>
+            <w:pPr>
+              <w:spacing w:after="40"/>
               <w:jc w:val="center"/>
             </w:pPr>
             <w:r>
               <w:drawing>
                 <wp:inline distT="0" distB="0" distL="0" distR="0">
-                  <wp:extent cx="1047750" cy="790575"/>
+                  <wp:extent cx="876300" cy="657225"/>
                   <wp:effectExtent t="0" r="0" b="0" l="0"/>
                   <wp:docPr id="1" name="" descr="" title=""/>
                   <wp:cNvGraphicFramePr>
@@ -316,7 +536,7 @@
                         <pic:spPr bwMode="auto">
                           <a:xfrm>
                             <a:off x="0" y="0"/>
-                            <a:ext cx="1047750" cy="790575"/>
+                            <a:ext cx="876300" cy="657225"/>
                           </a:xfrm>
                           <a:prstGeom prst="rect">
                             <a:avLst/>
@@ -329,32 +549,108 @@
               </w:drawing>
             </w:r>
           </w:p>
-        </w:tc>
-        <w:tc>
-          <w:tcPr>
-            <w:tcW w:type="dxa" w:w="7560"/>
-            <w:tcMar>
-              <w:top w:type="dxa" w:w="100"/>
-              <w:left w:type="dxa" w:w="40"/>
-              <w:bottom w:type="dxa" w:w="100"/>
-              <w:right w:type="dxa" w:w="40"/>
-            </w:tcMar>
-            <w:vAlign w:val="center"/>
-          </w:tcPr>
-          <w:p>
-            <w:pPr>
-              <w:spacing w:after="50"/>
+          <w:p>
+            <w:pPr>
+              <w:spacing w:after="0"/>
+            </w:pPr>
+            <w:r>
+              <w:rPr>
+                <w:i/>
+                <w:iCs/>
+                <w:color w:val="5F6F80"/>
+                <w:sz w:val="18"/>
+                <w:szCs w:val="18"/>
+              </w:rPr>
+              <w:t xml:space="preserve">3x + 2 + 4x − 1 = 7x + 1</w:t>
+            </w:r>
+          </w:p>
+        </w:tc>
+      </w:tr>
+      <w:tr>
+        <w:trPr>
+          <w:cantSplit/>
+        </w:trPr>
+        <w:tc>
+          <w:tcPr>
+            <w:tcW w:type="dxa" w:w="1800"/>
+            <w:tcMar>
+              <w:top w:type="dxa" w:w="80"/>
+              <w:left w:type="dxa" w:w="100"/>
+              <w:bottom w:type="dxa" w:w="80"/>
+              <w:right w:type="dxa" w:w="100"/>
+            </w:tcMar>
+            <w:vAlign w:val="top"/>
+          </w:tcPr>
+          <w:p>
+            <w:pPr>
+              <w:spacing w:after="30"/>
             </w:pPr>
             <w:r>
               <w:rPr>
                 <w:b/>
                 <w:bCs/>
                 <w:color w:val="12355B"/>
-                <w:sz w:val="24"/>
-                <w:szCs w:val="24"/>
-              </w:rPr>
-              <w:t xml:space="preserve">Simplify Algebraic Expressions</w:t>
-            </w:r>
+                <w:sz w:val="21"/>
+                <w:szCs w:val="21"/>
+              </w:rPr>
+              <w:t xml:space="preserve">Like Terms</w:t>
+            </w:r>
+          </w:p>
+          <w:p>
+            <w:pPr>
+              <w:spacing w:after="0"/>
+            </w:pPr>
+            <w:r>
+              <w:rPr>
+                <w:i/>
+                <w:iCs/>
+                <w:color w:val="5F6F80"/>
+                <w:sz w:val="18"/>
+                <w:szCs w:val="18"/>
+              </w:rPr>
+              <w:t xml:space="preserve">Términos semejantes</w:t>
+            </w:r>
+          </w:p>
+        </w:tc>
+        <w:tc>
+          <w:tcPr>
+            <w:tcW w:type="dxa" w:w="3160"/>
+            <w:tcMar>
+              <w:top w:type="dxa" w:w="80"/>
+              <w:left w:type="dxa" w:w="100"/>
+              <w:bottom w:type="dxa" w:w="80"/>
+              <w:right w:type="dxa" w:w="100"/>
+            </w:tcMar>
+            <w:vAlign w:val="top"/>
+          </w:tcPr>
+          <w:p>
+            <w:pPr>
+              <w:spacing w:after="0"/>
+            </w:pPr>
+            <w:r>
+              <w:rPr>
+                <w:sz w:val="20"/>
+                <w:szCs w:val="20"/>
+              </w:rPr>
+              <w:t xml:space="preserve">Terms with the same variable raised to the same exponent, like 2x and 5x.</w:t>
+            </w:r>
+          </w:p>
+        </w:tc>
+        <w:tc>
+          <w:tcPr>
+            <w:tcW w:type="dxa" w:w="2200"/>
+            <w:tcMar>
+              <w:top w:type="dxa" w:w="80"/>
+              <w:left w:type="dxa" w:w="100"/>
+              <w:bottom w:type="dxa" w:w="80"/>
+              <w:right w:type="dxa" w:w="100"/>
+            </w:tcMar>
+            <w:vAlign w:val="top"/>
+          </w:tcPr>
+          <w:p>
+            <w:pPr>
+              <w:spacing w:after="40"/>
+            </w:pPr>
             <w:r>
               <w:rPr>
                 <w:i/>
@@ -363,89 +659,41 @@
                 <w:sz w:val="19"/>
                 <w:szCs w:val="19"/>
               </w:rPr>
-              <w:t xml:space="preserve">   Simplificar expresiones algebraicas</w:t>
-            </w:r>
-          </w:p>
+              <w:t xml:space="preserve">Not Like Terms: write a counter-example that breaks the definition.</w:t>
+            </w:r>
+          </w:p>
+          <w:p>
+            <w:pPr>
+              <w:pBdr>
+                <w:bottom w:val="single" w:color="AFBECC" w:sz="6"/>
+              </w:pBdr>
+              <w:spacing w:after="30" w:before="150"/>
+            </w:pPr>
+            <w:r>
+              <w:t xml:space="preserve"/>
+            </w:r>
+          </w:p>
+        </w:tc>
+        <w:tc>
+          <w:tcPr>
+            <w:tcW w:type="dxa" w:w="2200"/>
+            <w:tcMar>
+              <w:top w:type="dxa" w:w="80"/>
+              <w:left w:type="dxa" w:w="100"/>
+              <w:bottom w:type="dxa" w:w="80"/>
+              <w:right w:type="dxa" w:w="100"/>
+            </w:tcMar>
+            <w:vAlign w:val="top"/>
+          </w:tcPr>
           <w:p>
             <w:pPr>
               <w:spacing w:after="40"/>
-            </w:pPr>
-            <w:r>
-              <w:rPr>
-                <w:sz w:val="21"/>
-                <w:szCs w:val="21"/>
-              </w:rPr>
-              <w:t xml:space="preserve">Rewrite an expression in a shorter equivalent form by combining like terms and using properties.</w:t>
-            </w:r>
-          </w:p>
-          <w:p>
-            <w:pPr>
-              <w:spacing w:after="0"/>
-            </w:pPr>
-            <w:r>
-              <w:rPr>
-                <w:b/>
-                <w:bCs/>
-                <w:color w:val="1FA6A2"/>
-                <w:sz w:val="18"/>
-                <w:szCs w:val="18"/>
-              </w:rPr>
-              <w:t xml:space="preserve">Example:  </w:t>
-            </w:r>
-            <w:r>
-              <w:rPr>
-                <w:i/>
-                <w:iCs/>
-                <w:color w:val="5F6F80"/>
-                <w:sz w:val="18"/>
-                <w:szCs w:val="18"/>
-              </w:rPr>
-              <w:t xml:space="preserve">3x + 2 + 4x − 1 = 7x + 1</w:t>
-            </w:r>
-          </w:p>
-        </w:tc>
-      </w:tr>
-    </w:tbl>
-    <w:tbl>
-      <w:tblPr>
-        <w:tblW w:type="pct" w:w="100%"/>
-        <w:tblBorders>
-          <w:top w:val="none" w:color="FFFFFF" w:sz="0"/>
-          <w:left w:val="none" w:color="FFFFFF" w:sz="0"/>
-          <w:bottom w:val="single" w:color="C7D2DD" w:sz="4"/>
-          <w:right w:val="none" w:color="FFFFFF" w:sz="0"/>
-          <w:insideH w:val="none" w:color="FFFFFF" w:sz="0"/>
-          <w:insideV w:val="none" w:color="FFFFFF" w:sz="0"/>
-        </w:tblBorders>
-      </w:tblPr>
-      <w:tblGrid>
-        <w:gridCol w:w="1800"/>
-        <w:gridCol w:w="7560"/>
-      </w:tblGrid>
-      <w:tr>
-        <w:trPr>
-          <w:cantSplit/>
-        </w:trPr>
-        <w:tc>
-          <w:tcPr>
-            <w:tcW w:type="dxa" w:w="1800"/>
-            <w:tcMar>
-              <w:top w:type="dxa" w:w="100"/>
-              <w:left w:type="dxa" w:w="40"/>
-              <w:bottom w:type="dxa" w:w="100"/>
-              <w:right w:type="dxa" w:w="120"/>
-            </w:tcMar>
-            <w:vAlign w:val="center"/>
-          </w:tcPr>
-          <w:p>
-            <w:pPr>
-              <w:spacing w:after="0"/>
               <w:jc w:val="center"/>
             </w:pPr>
             <w:r>
               <w:drawing>
                 <wp:inline distT="0" distB="0" distL="0" distR="0">
-                  <wp:extent cx="1047750" cy="790575"/>
+                  <wp:extent cx="876300" cy="657225"/>
                   <wp:effectExtent t="0" r="0" b="0" l="0"/>
                   <wp:docPr id="1" name="" descr="" title=""/>
                   <wp:cNvGraphicFramePr>
@@ -470,7 +718,7 @@
                         <pic:spPr bwMode="auto">
                           <a:xfrm>
                             <a:off x="0" y="0"/>
-                            <a:ext cx="1047750" cy="790575"/>
+                            <a:ext cx="876300" cy="657225"/>
                           </a:xfrm>
                           <a:prstGeom prst="rect">
                             <a:avLst/>
@@ -483,32 +731,108 @@
               </w:drawing>
             </w:r>
           </w:p>
-        </w:tc>
-        <w:tc>
-          <w:tcPr>
-            <w:tcW w:type="dxa" w:w="7560"/>
-            <w:tcMar>
-              <w:top w:type="dxa" w:w="100"/>
-              <w:left w:type="dxa" w:w="40"/>
-              <w:bottom w:type="dxa" w:w="100"/>
-              <w:right w:type="dxa" w:w="40"/>
-            </w:tcMar>
-            <w:vAlign w:val="center"/>
-          </w:tcPr>
-          <w:p>
-            <w:pPr>
-              <w:spacing w:after="50"/>
+          <w:p>
+            <w:pPr>
+              <w:spacing w:after="0"/>
+            </w:pPr>
+            <w:r>
+              <w:rPr>
+                <w:i/>
+                <w:iCs/>
+                <w:color w:val="5F6F80"/>
+                <w:sz w:val="18"/>
+                <w:szCs w:val="18"/>
+              </w:rPr>
+              <w:t xml:space="preserve">5x and 3x are like terms (both x); 5x and 5y are NOT (different variables); 2x and 2x² are NOT (different powers)</w:t>
+            </w:r>
+          </w:p>
+        </w:tc>
+      </w:tr>
+      <w:tr>
+        <w:trPr>
+          <w:cantSplit/>
+        </w:trPr>
+        <w:tc>
+          <w:tcPr>
+            <w:tcW w:type="dxa" w:w="1800"/>
+            <w:tcMar>
+              <w:top w:type="dxa" w:w="80"/>
+              <w:left w:type="dxa" w:w="100"/>
+              <w:bottom w:type="dxa" w:w="80"/>
+              <w:right w:type="dxa" w:w="100"/>
+            </w:tcMar>
+            <w:vAlign w:val="top"/>
+          </w:tcPr>
+          <w:p>
+            <w:pPr>
+              <w:spacing w:after="30"/>
             </w:pPr>
             <w:r>
               <w:rPr>
                 <w:b/>
                 <w:bCs/>
                 <w:color w:val="12355B"/>
-                <w:sz w:val="24"/>
-                <w:szCs w:val="24"/>
-              </w:rPr>
-              <w:t xml:space="preserve">Like Terms</w:t>
-            </w:r>
+                <w:sz w:val="21"/>
+                <w:szCs w:val="21"/>
+              </w:rPr>
+              <w:t xml:space="preserve">Combine</w:t>
+            </w:r>
+          </w:p>
+          <w:p>
+            <w:pPr>
+              <w:spacing w:after="0"/>
+            </w:pPr>
+            <w:r>
+              <w:rPr>
+                <w:i/>
+                <w:iCs/>
+                <w:color w:val="5F6F80"/>
+                <w:sz w:val="18"/>
+                <w:szCs w:val="18"/>
+              </w:rPr>
+              <w:t xml:space="preserve">Combinar</w:t>
+            </w:r>
+          </w:p>
+        </w:tc>
+        <w:tc>
+          <w:tcPr>
+            <w:tcW w:type="dxa" w:w="3160"/>
+            <w:tcMar>
+              <w:top w:type="dxa" w:w="80"/>
+              <w:left w:type="dxa" w:w="100"/>
+              <w:bottom w:type="dxa" w:w="80"/>
+              <w:right w:type="dxa" w:w="100"/>
+            </w:tcMar>
+            <w:vAlign w:val="top"/>
+          </w:tcPr>
+          <w:p>
+            <w:pPr>
+              <w:spacing w:after="0"/>
+            </w:pPr>
+            <w:r>
+              <w:rPr>
+                <w:sz w:val="20"/>
+                <w:szCs w:val="20"/>
+              </w:rPr>
+              <w:t xml:space="preserve">To add or subtract terms with the same variable and exponent into one.</w:t>
+            </w:r>
+          </w:p>
+        </w:tc>
+        <w:tc>
+          <w:tcPr>
+            <w:tcW w:type="dxa" w:w="2200"/>
+            <w:tcMar>
+              <w:top w:type="dxa" w:w="80"/>
+              <w:left w:type="dxa" w:w="100"/>
+              <w:bottom w:type="dxa" w:w="80"/>
+              <w:right w:type="dxa" w:w="100"/>
+            </w:tcMar>
+            <w:vAlign w:val="top"/>
+          </w:tcPr>
+          <w:p>
+            <w:pPr>
+              <w:spacing w:after="40"/>
+            </w:pPr>
             <w:r>
               <w:rPr>
                 <w:i/>
@@ -517,89 +841,41 @@
                 <w:sz w:val="19"/>
                 <w:szCs w:val="19"/>
               </w:rPr>
-              <w:t xml:space="preserve">   Términos semejantes</w:t>
-            </w:r>
-          </w:p>
+              <w:t xml:space="preserve">Not Combine: write a counter-example that breaks the definition.</w:t>
+            </w:r>
+          </w:p>
+          <w:p>
+            <w:pPr>
+              <w:pBdr>
+                <w:bottom w:val="single" w:color="AFBECC" w:sz="6"/>
+              </w:pBdr>
+              <w:spacing w:after="30" w:before="150"/>
+            </w:pPr>
+            <w:r>
+              <w:t xml:space="preserve"/>
+            </w:r>
+          </w:p>
+        </w:tc>
+        <w:tc>
+          <w:tcPr>
+            <w:tcW w:type="dxa" w:w="2200"/>
+            <w:tcMar>
+              <w:top w:type="dxa" w:w="80"/>
+              <w:left w:type="dxa" w:w="100"/>
+              <w:bottom w:type="dxa" w:w="80"/>
+              <w:right w:type="dxa" w:w="100"/>
+            </w:tcMar>
+            <w:vAlign w:val="top"/>
+          </w:tcPr>
           <w:p>
             <w:pPr>
               <w:spacing w:after="40"/>
-            </w:pPr>
-            <w:r>
-              <w:rPr>
-                <w:sz w:val="21"/>
-                <w:szCs w:val="21"/>
-              </w:rPr>
-              <w:t xml:space="preserve">Terms with the same variable raised to the same exponent, like 2x and 5x.</w:t>
-            </w:r>
-          </w:p>
-          <w:p>
-            <w:pPr>
-              <w:spacing w:after="0"/>
-            </w:pPr>
-            <w:r>
-              <w:rPr>
-                <w:b/>
-                <w:bCs/>
-                <w:color w:val="1FA6A2"/>
-                <w:sz w:val="18"/>
-                <w:szCs w:val="18"/>
-              </w:rPr>
-              <w:t xml:space="preserve">Example:  </w:t>
-            </w:r>
-            <w:r>
-              <w:rPr>
-                <w:i/>
-                <w:iCs/>
-                <w:color w:val="5F6F80"/>
-                <w:sz w:val="18"/>
-                <w:szCs w:val="18"/>
-              </w:rPr>
-              <w:t xml:space="preserve">5x and 3x are like terms (both x); 5x and 5y are NOT (different variables); 2x and 2x² are NOT (different powers)</w:t>
-            </w:r>
-          </w:p>
-        </w:tc>
-      </w:tr>
-    </w:tbl>
-    <w:tbl>
-      <w:tblPr>
-        <w:tblW w:type="pct" w:w="100%"/>
-        <w:tblBorders>
-          <w:top w:val="none" w:color="FFFFFF" w:sz="0"/>
-          <w:left w:val="none" w:color="FFFFFF" w:sz="0"/>
-          <w:bottom w:val="single" w:color="C7D2DD" w:sz="4"/>
-          <w:right w:val="none" w:color="FFFFFF" w:sz="0"/>
-          <w:insideH w:val="none" w:color="FFFFFF" w:sz="0"/>
-          <w:insideV w:val="none" w:color="FFFFFF" w:sz="0"/>
-        </w:tblBorders>
-      </w:tblPr>
-      <w:tblGrid>
-        <w:gridCol w:w="1800"/>
-        <w:gridCol w:w="7560"/>
-      </w:tblGrid>
-      <w:tr>
-        <w:trPr>
-          <w:cantSplit/>
-        </w:trPr>
-        <w:tc>
-          <w:tcPr>
-            <w:tcW w:type="dxa" w:w="1800"/>
-            <w:tcMar>
-              <w:top w:type="dxa" w:w="100"/>
-              <w:left w:type="dxa" w:w="40"/>
-              <w:bottom w:type="dxa" w:w="100"/>
-              <w:right w:type="dxa" w:w="120"/>
-            </w:tcMar>
-            <w:vAlign w:val="center"/>
-          </w:tcPr>
-          <w:p>
-            <w:pPr>
-              <w:spacing w:after="0"/>
               <w:jc w:val="center"/>
             </w:pPr>
             <w:r>
               <w:drawing>
                 <wp:inline distT="0" distB="0" distL="0" distR="0">
-                  <wp:extent cx="1047750" cy="790575"/>
+                  <wp:extent cx="876300" cy="657225"/>
                   <wp:effectExtent t="0" r="0" b="0" l="0"/>
                   <wp:docPr id="1" name="" descr="" title=""/>
                   <wp:cNvGraphicFramePr>
@@ -624,7 +900,7 @@
                         <pic:spPr bwMode="auto">
                           <a:xfrm>
                             <a:off x="0" y="0"/>
-                            <a:ext cx="1047750" cy="790575"/>
+                            <a:ext cx="876300" cy="657225"/>
                           </a:xfrm>
                           <a:prstGeom prst="rect">
                             <a:avLst/>
@@ -637,32 +913,108 @@
               </w:drawing>
             </w:r>
           </w:p>
-        </w:tc>
-        <w:tc>
-          <w:tcPr>
-            <w:tcW w:type="dxa" w:w="7560"/>
-            <w:tcMar>
-              <w:top w:type="dxa" w:w="100"/>
-              <w:left w:type="dxa" w:w="40"/>
-              <w:bottom w:type="dxa" w:w="100"/>
-              <w:right w:type="dxa" w:w="40"/>
-            </w:tcMar>
-            <w:vAlign w:val="center"/>
-          </w:tcPr>
-          <w:p>
-            <w:pPr>
-              <w:spacing w:after="50"/>
+          <w:p>
+            <w:pPr>
+              <w:spacing w:after="0"/>
+            </w:pPr>
+            <w:r>
+              <w:rPr>
+                <w:i/>
+                <w:iCs/>
+                <w:color w:val="5F6F80"/>
+                <w:sz w:val="18"/>
+                <w:szCs w:val="18"/>
+              </w:rPr>
+              <w:t xml:space="preserve">8m + 3m = 11m — add the coefficients (8 + 3 = 11) and keep the variable (m)</w:t>
+            </w:r>
+          </w:p>
+        </w:tc>
+      </w:tr>
+      <w:tr>
+        <w:trPr>
+          <w:cantSplit/>
+        </w:trPr>
+        <w:tc>
+          <w:tcPr>
+            <w:tcW w:type="dxa" w:w="1800"/>
+            <w:tcMar>
+              <w:top w:type="dxa" w:w="80"/>
+              <w:left w:type="dxa" w:w="100"/>
+              <w:bottom w:type="dxa" w:w="80"/>
+              <w:right w:type="dxa" w:w="100"/>
+            </w:tcMar>
+            <w:vAlign w:val="top"/>
+          </w:tcPr>
+          <w:p>
+            <w:pPr>
+              <w:spacing w:after="30"/>
             </w:pPr>
             <w:r>
               <w:rPr>
                 <w:b/>
                 <w:bCs/>
                 <w:color w:val="12355B"/>
-                <w:sz w:val="24"/>
-                <w:szCs w:val="24"/>
-              </w:rPr>
-              <w:t xml:space="preserve">Combine</w:t>
-            </w:r>
+                <w:sz w:val="21"/>
+                <w:szCs w:val="21"/>
+              </w:rPr>
+              <w:t xml:space="preserve">Simplify</w:t>
+            </w:r>
+          </w:p>
+          <w:p>
+            <w:pPr>
+              <w:spacing w:after="0"/>
+            </w:pPr>
+            <w:r>
+              <w:rPr>
+                <w:i/>
+                <w:iCs/>
+                <w:color w:val="5F6F80"/>
+                <w:sz w:val="18"/>
+                <w:szCs w:val="18"/>
+              </w:rPr>
+              <w:t xml:space="preserve">Simplificar</w:t>
+            </w:r>
+          </w:p>
+        </w:tc>
+        <w:tc>
+          <w:tcPr>
+            <w:tcW w:type="dxa" w:w="3160"/>
+            <w:tcMar>
+              <w:top w:type="dxa" w:w="80"/>
+              <w:left w:type="dxa" w:w="100"/>
+              <w:bottom w:type="dxa" w:w="80"/>
+              <w:right w:type="dxa" w:w="100"/>
+            </w:tcMar>
+            <w:vAlign w:val="top"/>
+          </w:tcPr>
+          <w:p>
+            <w:pPr>
+              <w:spacing w:after="0"/>
+            </w:pPr>
+            <w:r>
+              <w:rPr>
+                <w:sz w:val="20"/>
+                <w:szCs w:val="20"/>
+              </w:rPr>
+              <w:t xml:space="preserve">To rewrite an expression in a shorter form that is still equal to the original.</w:t>
+            </w:r>
+          </w:p>
+        </w:tc>
+        <w:tc>
+          <w:tcPr>
+            <w:tcW w:type="dxa" w:w="2200"/>
+            <w:tcMar>
+              <w:top w:type="dxa" w:w="80"/>
+              <w:left w:type="dxa" w:w="100"/>
+              <w:bottom w:type="dxa" w:w="80"/>
+              <w:right w:type="dxa" w:w="100"/>
+            </w:tcMar>
+            <w:vAlign w:val="top"/>
+          </w:tcPr>
+          <w:p>
+            <w:pPr>
+              <w:spacing w:after="40"/>
+            </w:pPr>
             <w:r>
               <w:rPr>
                 <w:i/>
@@ -671,89 +1023,41 @@
                 <w:sz w:val="19"/>
                 <w:szCs w:val="19"/>
               </w:rPr>
-              <w:t xml:space="preserve">   Combinar</w:t>
-            </w:r>
-          </w:p>
+              <w:t xml:space="preserve">Not Simplify: write a counter-example that breaks the definition.</w:t>
+            </w:r>
+          </w:p>
+          <w:p>
+            <w:pPr>
+              <w:pBdr>
+                <w:bottom w:val="single" w:color="AFBECC" w:sz="6"/>
+              </w:pBdr>
+              <w:spacing w:after="30" w:before="150"/>
+            </w:pPr>
+            <w:r>
+              <w:t xml:space="preserve"/>
+            </w:r>
+          </w:p>
+        </w:tc>
+        <w:tc>
+          <w:tcPr>
+            <w:tcW w:type="dxa" w:w="2200"/>
+            <w:tcMar>
+              <w:top w:type="dxa" w:w="80"/>
+              <w:left w:type="dxa" w:w="100"/>
+              <w:bottom w:type="dxa" w:w="80"/>
+              <w:right w:type="dxa" w:w="100"/>
+            </w:tcMar>
+            <w:vAlign w:val="top"/>
+          </w:tcPr>
           <w:p>
             <w:pPr>
               <w:spacing w:after="40"/>
-            </w:pPr>
-            <w:r>
-              <w:rPr>
-                <w:sz w:val="21"/>
-                <w:szCs w:val="21"/>
-              </w:rPr>
-              <w:t xml:space="preserve">To add or subtract terms with the same variable and exponent into one.</w:t>
-            </w:r>
-          </w:p>
-          <w:p>
-            <w:pPr>
-              <w:spacing w:after="0"/>
-            </w:pPr>
-            <w:r>
-              <w:rPr>
-                <w:b/>
-                <w:bCs/>
-                <w:color w:val="1FA6A2"/>
-                <w:sz w:val="18"/>
-                <w:szCs w:val="18"/>
-              </w:rPr>
-              <w:t xml:space="preserve">Example:  </w:t>
-            </w:r>
-            <w:r>
-              <w:rPr>
-                <w:i/>
-                <w:iCs/>
-                <w:color w:val="5F6F80"/>
-                <w:sz w:val="18"/>
-                <w:szCs w:val="18"/>
-              </w:rPr>
-              <w:t xml:space="preserve">8m + 3m = 11m — add the coefficients (8 + 3 = 11) and keep the variable (m)</w:t>
-            </w:r>
-          </w:p>
-        </w:tc>
-      </w:tr>
-    </w:tbl>
-    <w:tbl>
-      <w:tblPr>
-        <w:tblW w:type="pct" w:w="100%"/>
-        <w:tblBorders>
-          <w:top w:val="none" w:color="FFFFFF" w:sz="0"/>
-          <w:left w:val="none" w:color="FFFFFF" w:sz="0"/>
-          <w:bottom w:val="single" w:color="C7D2DD" w:sz="4"/>
-          <w:right w:val="none" w:color="FFFFFF" w:sz="0"/>
-          <w:insideH w:val="none" w:color="FFFFFF" w:sz="0"/>
-          <w:insideV w:val="none" w:color="FFFFFF" w:sz="0"/>
-        </w:tblBorders>
-      </w:tblPr>
-      <w:tblGrid>
-        <w:gridCol w:w="1800"/>
-        <w:gridCol w:w="7560"/>
-      </w:tblGrid>
-      <w:tr>
-        <w:trPr>
-          <w:cantSplit/>
-        </w:trPr>
-        <w:tc>
-          <w:tcPr>
-            <w:tcW w:type="dxa" w:w="1800"/>
-            <w:tcMar>
-              <w:top w:type="dxa" w:w="100"/>
-              <w:left w:type="dxa" w:w="40"/>
-              <w:bottom w:type="dxa" w:w="100"/>
-              <w:right w:type="dxa" w:w="120"/>
-            </w:tcMar>
-            <w:vAlign w:val="center"/>
-          </w:tcPr>
-          <w:p>
-            <w:pPr>
-              <w:spacing w:after="0"/>
               <w:jc w:val="center"/>
             </w:pPr>
             <w:r>
               <w:drawing>
                 <wp:inline distT="0" distB="0" distL="0" distR="0">
-                  <wp:extent cx="1047750" cy="790575"/>
+                  <wp:extent cx="876300" cy="657225"/>
                   <wp:effectExtent t="0" r="0" b="0" l="0"/>
                   <wp:docPr id="1" name="" descr="" title=""/>
                   <wp:cNvGraphicFramePr>
@@ -778,7 +1082,7 @@
                         <pic:spPr bwMode="auto">
                           <a:xfrm>
                             <a:off x="0" y="0"/>
-                            <a:ext cx="1047750" cy="790575"/>
+                            <a:ext cx="876300" cy="657225"/>
                           </a:xfrm>
                           <a:prstGeom prst="rect">
                             <a:avLst/>
@@ -791,32 +1095,108 @@
               </w:drawing>
             </w:r>
           </w:p>
-        </w:tc>
-        <w:tc>
-          <w:tcPr>
-            <w:tcW w:type="dxa" w:w="7560"/>
-            <w:tcMar>
-              <w:top w:type="dxa" w:w="100"/>
-              <w:left w:type="dxa" w:w="40"/>
-              <w:bottom w:type="dxa" w:w="100"/>
-              <w:right w:type="dxa" w:w="40"/>
-            </w:tcMar>
-            <w:vAlign w:val="center"/>
-          </w:tcPr>
-          <w:p>
-            <w:pPr>
-              <w:spacing w:after="50"/>
+          <w:p>
+            <w:pPr>
+              <w:spacing w:after="0"/>
+            </w:pPr>
+            <w:r>
+              <w:rPr>
+                <w:i/>
+                <w:iCs/>
+                <w:color w:val="5F6F80"/>
+                <w:sz w:val="18"/>
+                <w:szCs w:val="18"/>
+              </w:rPr>
+              <w:t xml:space="preserve">2a + 5a + 3 simplifies to 7a + 3 — the two a-terms combine, the constant stays</w:t>
+            </w:r>
+          </w:p>
+        </w:tc>
+      </w:tr>
+      <w:tr>
+        <w:trPr>
+          <w:cantSplit/>
+        </w:trPr>
+        <w:tc>
+          <w:tcPr>
+            <w:tcW w:type="dxa" w:w="1800"/>
+            <w:tcMar>
+              <w:top w:type="dxa" w:w="80"/>
+              <w:left w:type="dxa" w:w="100"/>
+              <w:bottom w:type="dxa" w:w="80"/>
+              <w:right w:type="dxa" w:w="100"/>
+            </w:tcMar>
+            <w:vAlign w:val="top"/>
+          </w:tcPr>
+          <w:p>
+            <w:pPr>
+              <w:spacing w:after="30"/>
             </w:pPr>
             <w:r>
               <w:rPr>
                 <w:b/>
                 <w:bCs/>
                 <w:color w:val="12355B"/>
-                <w:sz w:val="24"/>
-                <w:szCs w:val="24"/>
-              </w:rPr>
-              <w:t xml:space="preserve">Simplify</w:t>
-            </w:r>
+                <w:sz w:val="21"/>
+                <w:szCs w:val="21"/>
+              </w:rPr>
+              <w:t xml:space="preserve">Coefficient</w:t>
+            </w:r>
+          </w:p>
+          <w:p>
+            <w:pPr>
+              <w:spacing w:after="0"/>
+            </w:pPr>
+            <w:r>
+              <w:rPr>
+                <w:i/>
+                <w:iCs/>
+                <w:color w:val="5F6F80"/>
+                <w:sz w:val="18"/>
+                <w:szCs w:val="18"/>
+              </w:rPr>
+              <w:t xml:space="preserve">Coeficiente</w:t>
+            </w:r>
+          </w:p>
+        </w:tc>
+        <w:tc>
+          <w:tcPr>
+            <w:tcW w:type="dxa" w:w="3160"/>
+            <w:tcMar>
+              <w:top w:type="dxa" w:w="80"/>
+              <w:left w:type="dxa" w:w="100"/>
+              <w:bottom w:type="dxa" w:w="80"/>
+              <w:right w:type="dxa" w:w="100"/>
+            </w:tcMar>
+            <w:vAlign w:val="top"/>
+          </w:tcPr>
+          <w:p>
+            <w:pPr>
+              <w:spacing w:after="0"/>
+            </w:pPr>
+            <w:r>
+              <w:rPr>
+                <w:sz w:val="20"/>
+                <w:szCs w:val="20"/>
+              </w:rPr>
+              <w:t xml:space="preserve">The number in front of a letter, like the 3 in 3x.</w:t>
+            </w:r>
+          </w:p>
+        </w:tc>
+        <w:tc>
+          <w:tcPr>
+            <w:tcW w:type="dxa" w:w="2200"/>
+            <w:tcMar>
+              <w:top w:type="dxa" w:w="80"/>
+              <w:left w:type="dxa" w:w="100"/>
+              <w:bottom w:type="dxa" w:w="80"/>
+              <w:right w:type="dxa" w:w="100"/>
+            </w:tcMar>
+            <w:vAlign w:val="top"/>
+          </w:tcPr>
+          <w:p>
+            <w:pPr>
+              <w:spacing w:after="40"/>
+            </w:pPr>
             <w:r>
               <w:rPr>
                 <w:i/>
@@ -825,89 +1205,41 @@
                 <w:sz w:val="19"/>
                 <w:szCs w:val="19"/>
               </w:rPr>
-              <w:t xml:space="preserve">   Simplificar</w:t>
-            </w:r>
-          </w:p>
+              <w:t xml:space="preserve">Not Coefficient: write a counter-example that breaks the definition.</w:t>
+            </w:r>
+          </w:p>
+          <w:p>
+            <w:pPr>
+              <w:pBdr>
+                <w:bottom w:val="single" w:color="AFBECC" w:sz="6"/>
+              </w:pBdr>
+              <w:spacing w:after="30" w:before="150"/>
+            </w:pPr>
+            <w:r>
+              <w:t xml:space="preserve"/>
+            </w:r>
+          </w:p>
+        </w:tc>
+        <w:tc>
+          <w:tcPr>
+            <w:tcW w:type="dxa" w:w="2200"/>
+            <w:tcMar>
+              <w:top w:type="dxa" w:w="80"/>
+              <w:left w:type="dxa" w:w="100"/>
+              <w:bottom w:type="dxa" w:w="80"/>
+              <w:right w:type="dxa" w:w="100"/>
+            </w:tcMar>
+            <w:vAlign w:val="top"/>
+          </w:tcPr>
           <w:p>
             <w:pPr>
               <w:spacing w:after="40"/>
-            </w:pPr>
-            <w:r>
-              <w:rPr>
-                <w:sz w:val="21"/>
-                <w:szCs w:val="21"/>
-              </w:rPr>
-              <w:t xml:space="preserve">To rewrite an expression in a shorter form that is still equal to the original.</w:t>
-            </w:r>
-          </w:p>
-          <w:p>
-            <w:pPr>
-              <w:spacing w:after="0"/>
-            </w:pPr>
-            <w:r>
-              <w:rPr>
-                <w:b/>
-                <w:bCs/>
-                <w:color w:val="1FA6A2"/>
-                <w:sz w:val="18"/>
-                <w:szCs w:val="18"/>
-              </w:rPr>
-              <w:t xml:space="preserve">Example:  </w:t>
-            </w:r>
-            <w:r>
-              <w:rPr>
-                <w:i/>
-                <w:iCs/>
-                <w:color w:val="5F6F80"/>
-                <w:sz w:val="18"/>
-                <w:szCs w:val="18"/>
-              </w:rPr>
-              <w:t xml:space="preserve">2a + 5a + 3 simplifies to 7a + 3 — the two a-terms combine, the constant stays</w:t>
-            </w:r>
-          </w:p>
-        </w:tc>
-      </w:tr>
-    </w:tbl>
-    <w:tbl>
-      <w:tblPr>
-        <w:tblW w:type="pct" w:w="100%"/>
-        <w:tblBorders>
-          <w:top w:val="none" w:color="FFFFFF" w:sz="0"/>
-          <w:left w:val="none" w:color="FFFFFF" w:sz="0"/>
-          <w:bottom w:val="single" w:color="C7D2DD" w:sz="4"/>
-          <w:right w:val="none" w:color="FFFFFF" w:sz="0"/>
-          <w:insideH w:val="none" w:color="FFFFFF" w:sz="0"/>
-          <w:insideV w:val="none" w:color="FFFFFF" w:sz="0"/>
-        </w:tblBorders>
-      </w:tblPr>
-      <w:tblGrid>
-        <w:gridCol w:w="1800"/>
-        <w:gridCol w:w="7560"/>
-      </w:tblGrid>
-      <w:tr>
-        <w:trPr>
-          <w:cantSplit/>
-        </w:trPr>
-        <w:tc>
-          <w:tcPr>
-            <w:tcW w:type="dxa" w:w="1800"/>
-            <w:tcMar>
-              <w:top w:type="dxa" w:w="100"/>
-              <w:left w:type="dxa" w:w="40"/>
-              <w:bottom w:type="dxa" w:w="100"/>
-              <w:right w:type="dxa" w:w="120"/>
-            </w:tcMar>
-            <w:vAlign w:val="center"/>
-          </w:tcPr>
-          <w:p>
-            <w:pPr>
-              <w:spacing w:after="0"/>
               <w:jc w:val="center"/>
             </w:pPr>
             <w:r>
               <w:drawing>
                 <wp:inline distT="0" distB="0" distL="0" distR="0">
-                  <wp:extent cx="1047750" cy="790575"/>
+                  <wp:extent cx="876300" cy="657225"/>
                   <wp:effectExtent t="0" r="0" b="0" l="0"/>
                   <wp:docPr id="1" name="" descr="" title=""/>
                   <wp:cNvGraphicFramePr>
@@ -932,7 +1264,7 @@
                         <pic:spPr bwMode="auto">
                           <a:xfrm>
                             <a:off x="0" y="0"/>
-                            <a:ext cx="1047750" cy="790575"/>
+                            <a:ext cx="876300" cy="657225"/>
                           </a:xfrm>
                           <a:prstGeom prst="rect">
                             <a:avLst/>
@@ -945,32 +1277,108 @@
               </w:drawing>
             </w:r>
           </w:p>
-        </w:tc>
-        <w:tc>
-          <w:tcPr>
-            <w:tcW w:type="dxa" w:w="7560"/>
-            <w:tcMar>
-              <w:top w:type="dxa" w:w="100"/>
-              <w:left w:type="dxa" w:w="40"/>
-              <w:bottom w:type="dxa" w:w="100"/>
-              <w:right w:type="dxa" w:w="40"/>
-            </w:tcMar>
-            <w:vAlign w:val="center"/>
-          </w:tcPr>
-          <w:p>
-            <w:pPr>
-              <w:spacing w:after="50"/>
+          <w:p>
+            <w:pPr>
+              <w:spacing w:after="0"/>
+            </w:pPr>
+            <w:r>
+              <w:rPr>
+                <w:i/>
+                <w:iCs/>
+                <w:color w:val="5F6F80"/>
+                <w:sz w:val="18"/>
+                <w:szCs w:val="18"/>
+              </w:rPr>
+              <w:t xml:space="preserve">In 9x, the coefficient is 9 — it tells you 'nine groups of x'; if x = 2, then 9x = 18</w:t>
+            </w:r>
+          </w:p>
+        </w:tc>
+      </w:tr>
+      <w:tr>
+        <w:trPr>
+          <w:cantSplit/>
+        </w:trPr>
+        <w:tc>
+          <w:tcPr>
+            <w:tcW w:type="dxa" w:w="1800"/>
+            <w:tcMar>
+              <w:top w:type="dxa" w:w="80"/>
+              <w:left w:type="dxa" w:w="100"/>
+              <w:bottom w:type="dxa" w:w="80"/>
+              <w:right w:type="dxa" w:w="100"/>
+            </w:tcMar>
+            <w:vAlign w:val="top"/>
+          </w:tcPr>
+          <w:p>
+            <w:pPr>
+              <w:spacing w:after="30"/>
             </w:pPr>
             <w:r>
               <w:rPr>
                 <w:b/>
                 <w:bCs/>
                 <w:color w:val="12355B"/>
-                <w:sz w:val="24"/>
-                <w:szCs w:val="24"/>
-              </w:rPr>
-              <w:t xml:space="preserve">Coefficient</w:t>
-            </w:r>
+                <w:sz w:val="21"/>
+                <w:szCs w:val="21"/>
+              </w:rPr>
+              <w:t xml:space="preserve">Term</w:t>
+            </w:r>
+          </w:p>
+          <w:p>
+            <w:pPr>
+              <w:spacing w:after="0"/>
+            </w:pPr>
+            <w:r>
+              <w:rPr>
+                <w:i/>
+                <w:iCs/>
+                <w:color w:val="5F6F80"/>
+                <w:sz w:val="18"/>
+                <w:szCs w:val="18"/>
+              </w:rPr>
+              <w:t xml:space="preserve">Término</w:t>
+            </w:r>
+          </w:p>
+        </w:tc>
+        <w:tc>
+          <w:tcPr>
+            <w:tcW w:type="dxa" w:w="3160"/>
+            <w:tcMar>
+              <w:top w:type="dxa" w:w="80"/>
+              <w:left w:type="dxa" w:w="100"/>
+              <w:bottom w:type="dxa" w:w="80"/>
+              <w:right w:type="dxa" w:w="100"/>
+            </w:tcMar>
+            <w:vAlign w:val="top"/>
+          </w:tcPr>
+          <w:p>
+            <w:pPr>
+              <w:spacing w:after="0"/>
+            </w:pPr>
+            <w:r>
+              <w:rPr>
+                <w:sz w:val="20"/>
+                <w:szCs w:val="20"/>
+              </w:rPr>
+              <w:t xml:space="preserve">A single number, variable, or product of them, separated by + or − signs.</w:t>
+            </w:r>
+          </w:p>
+        </w:tc>
+        <w:tc>
+          <w:tcPr>
+            <w:tcW w:type="dxa" w:w="2200"/>
+            <w:tcMar>
+              <w:top w:type="dxa" w:w="80"/>
+              <w:left w:type="dxa" w:w="100"/>
+              <w:bottom w:type="dxa" w:w="80"/>
+              <w:right w:type="dxa" w:w="100"/>
+            </w:tcMar>
+            <w:vAlign w:val="top"/>
+          </w:tcPr>
+          <w:p>
+            <w:pPr>
+              <w:spacing w:after="40"/>
+            </w:pPr>
             <w:r>
               <w:rPr>
                 <w:i/>
@@ -979,89 +1387,41 @@
                 <w:sz w:val="19"/>
                 <w:szCs w:val="19"/>
               </w:rPr>
-              <w:t xml:space="preserve">   Coeficiente</w:t>
-            </w:r>
-          </w:p>
+              <w:t xml:space="preserve">Not Term: write a counter-example that breaks the definition.</w:t>
+            </w:r>
+          </w:p>
+          <w:p>
+            <w:pPr>
+              <w:pBdr>
+                <w:bottom w:val="single" w:color="AFBECC" w:sz="6"/>
+              </w:pBdr>
+              <w:spacing w:after="30" w:before="150"/>
+            </w:pPr>
+            <w:r>
+              <w:t xml:space="preserve"/>
+            </w:r>
+          </w:p>
+        </w:tc>
+        <w:tc>
+          <w:tcPr>
+            <w:tcW w:type="dxa" w:w="2200"/>
+            <w:tcMar>
+              <w:top w:type="dxa" w:w="80"/>
+              <w:left w:type="dxa" w:w="100"/>
+              <w:bottom w:type="dxa" w:w="80"/>
+              <w:right w:type="dxa" w:w="100"/>
+            </w:tcMar>
+            <w:vAlign w:val="top"/>
+          </w:tcPr>
           <w:p>
             <w:pPr>
               <w:spacing w:after="40"/>
-            </w:pPr>
-            <w:r>
-              <w:rPr>
-                <w:sz w:val="21"/>
-                <w:szCs w:val="21"/>
-              </w:rPr>
-              <w:t xml:space="preserve">The number in front of a letter, like the 3 in 3x.</w:t>
-            </w:r>
-          </w:p>
-          <w:p>
-            <w:pPr>
-              <w:spacing w:after="0"/>
-            </w:pPr>
-            <w:r>
-              <w:rPr>
-                <w:b/>
-                <w:bCs/>
-                <w:color w:val="1FA6A2"/>
-                <w:sz w:val="18"/>
-                <w:szCs w:val="18"/>
-              </w:rPr>
-              <w:t xml:space="preserve">Example:  </w:t>
-            </w:r>
-            <w:r>
-              <w:rPr>
-                <w:i/>
-                <w:iCs/>
-                <w:color w:val="5F6F80"/>
-                <w:sz w:val="18"/>
-                <w:szCs w:val="18"/>
-              </w:rPr>
-              <w:t xml:space="preserve">In 9x, the coefficient is 9 — it tells you 'nine groups of x'; if x = 2, then 9x = 18</w:t>
-            </w:r>
-          </w:p>
-        </w:tc>
-      </w:tr>
-    </w:tbl>
-    <w:tbl>
-      <w:tblPr>
-        <w:tblW w:type="pct" w:w="100%"/>
-        <w:tblBorders>
-          <w:top w:val="none" w:color="FFFFFF" w:sz="0"/>
-          <w:left w:val="none" w:color="FFFFFF" w:sz="0"/>
-          <w:bottom w:val="single" w:color="C7D2DD" w:sz="4"/>
-          <w:right w:val="none" w:color="FFFFFF" w:sz="0"/>
-          <w:insideH w:val="none" w:color="FFFFFF" w:sz="0"/>
-          <w:insideV w:val="none" w:color="FFFFFF" w:sz="0"/>
-        </w:tblBorders>
-      </w:tblPr>
-      <w:tblGrid>
-        <w:gridCol w:w="1800"/>
-        <w:gridCol w:w="7560"/>
-      </w:tblGrid>
-      <w:tr>
-        <w:trPr>
-          <w:cantSplit/>
-        </w:trPr>
-        <w:tc>
-          <w:tcPr>
-            <w:tcW w:type="dxa" w:w="1800"/>
-            <w:tcMar>
-              <w:top w:type="dxa" w:w="100"/>
-              <w:left w:type="dxa" w:w="40"/>
-              <w:bottom w:type="dxa" w:w="100"/>
-              <w:right w:type="dxa" w:w="120"/>
-            </w:tcMar>
-            <w:vAlign w:val="center"/>
-          </w:tcPr>
-          <w:p>
-            <w:pPr>
-              <w:spacing w:after="0"/>
               <w:jc w:val="center"/>
             </w:pPr>
             <w:r>
               <w:drawing>
                 <wp:inline distT="0" distB="0" distL="0" distR="0">
-                  <wp:extent cx="1047750" cy="790575"/>
+                  <wp:extent cx="876300" cy="657225"/>
                   <wp:effectExtent t="0" r="0" b="0" l="0"/>
                   <wp:docPr id="1" name="" descr="" title=""/>
                   <wp:cNvGraphicFramePr>
@@ -1086,7 +1446,7 @@
                         <pic:spPr bwMode="auto">
                           <a:xfrm>
                             <a:off x="0" y="0"/>
-                            <a:ext cx="1047750" cy="790575"/>
+                            <a:ext cx="876300" cy="657225"/>
                           </a:xfrm>
                           <a:prstGeom prst="rect">
                             <a:avLst/>
@@ -1099,32 +1459,108 @@
               </w:drawing>
             </w:r>
           </w:p>
-        </w:tc>
-        <w:tc>
-          <w:tcPr>
-            <w:tcW w:type="dxa" w:w="7560"/>
-            <w:tcMar>
-              <w:top w:type="dxa" w:w="100"/>
-              <w:left w:type="dxa" w:w="40"/>
-              <w:bottom w:type="dxa" w:w="100"/>
-              <w:right w:type="dxa" w:w="40"/>
-            </w:tcMar>
-            <w:vAlign w:val="center"/>
-          </w:tcPr>
-          <w:p>
-            <w:pPr>
-              <w:spacing w:after="50"/>
+          <w:p>
+            <w:pPr>
+              <w:spacing w:after="0"/>
+            </w:pPr>
+            <w:r>
+              <w:rPr>
+                <w:i/>
+                <w:iCs/>
+                <w:color w:val="5F6F80"/>
+                <w:sz w:val="18"/>
+                <w:szCs w:val="18"/>
+              </w:rPr>
+              <w:t xml:space="preserve">In 3x + 5 − 2x, the terms are 3x, 5, and 2x.</w:t>
+            </w:r>
+          </w:p>
+        </w:tc>
+      </w:tr>
+      <w:tr>
+        <w:trPr>
+          <w:cantSplit/>
+        </w:trPr>
+        <w:tc>
+          <w:tcPr>
+            <w:tcW w:type="dxa" w:w="1800"/>
+            <w:tcMar>
+              <w:top w:type="dxa" w:w="80"/>
+              <w:left w:type="dxa" w:w="100"/>
+              <w:bottom w:type="dxa" w:w="80"/>
+              <w:right w:type="dxa" w:w="100"/>
+            </w:tcMar>
+            <w:vAlign w:val="top"/>
+          </w:tcPr>
+          <w:p>
+            <w:pPr>
+              <w:spacing w:after="30"/>
             </w:pPr>
             <w:r>
               <w:rPr>
                 <w:b/>
                 <w:bCs/>
                 <w:color w:val="12355B"/>
-                <w:sz w:val="24"/>
-                <w:szCs w:val="24"/>
-              </w:rPr>
-              <w:t xml:space="preserve">Term</w:t>
-            </w:r>
+                <w:sz w:val="21"/>
+                <w:szCs w:val="21"/>
+              </w:rPr>
+              <w:t xml:space="preserve">Distributive property</w:t>
+            </w:r>
+          </w:p>
+          <w:p>
+            <w:pPr>
+              <w:spacing w:after="0"/>
+            </w:pPr>
+            <w:r>
+              <w:rPr>
+                <w:i/>
+                <w:iCs/>
+                <w:color w:val="5F6F80"/>
+                <w:sz w:val="18"/>
+                <w:szCs w:val="18"/>
+              </w:rPr>
+              <w:t xml:space="preserve">Propiedad distributiva</w:t>
+            </w:r>
+          </w:p>
+        </w:tc>
+        <w:tc>
+          <w:tcPr>
+            <w:tcW w:type="dxa" w:w="3160"/>
+            <w:tcMar>
+              <w:top w:type="dxa" w:w="80"/>
+              <w:left w:type="dxa" w:w="100"/>
+              <w:bottom w:type="dxa" w:w="80"/>
+              <w:right w:type="dxa" w:w="100"/>
+            </w:tcMar>
+            <w:vAlign w:val="top"/>
+          </w:tcPr>
+          <w:p>
+            <w:pPr>
+              <w:spacing w:after="0"/>
+            </w:pPr>
+            <w:r>
+              <w:rPr>
+                <w:sz w:val="20"/>
+                <w:szCs w:val="20"/>
+              </w:rPr>
+              <w:t xml:space="preserve">Multiplying a number by everything inside the parentheses: a(b + c) = ab + ac.</w:t>
+            </w:r>
+          </w:p>
+        </w:tc>
+        <w:tc>
+          <w:tcPr>
+            <w:tcW w:type="dxa" w:w="2200"/>
+            <w:tcMar>
+              <w:top w:type="dxa" w:w="80"/>
+              <w:left w:type="dxa" w:w="100"/>
+              <w:bottom w:type="dxa" w:w="80"/>
+              <w:right w:type="dxa" w:w="100"/>
+            </w:tcMar>
+            <w:vAlign w:val="top"/>
+          </w:tcPr>
+          <w:p>
+            <w:pPr>
+              <w:spacing w:after="40"/>
+            </w:pPr>
             <w:r>
               <w:rPr>
                 <w:i/>
@@ -1133,89 +1569,41 @@
                 <w:sz w:val="19"/>
                 <w:szCs w:val="19"/>
               </w:rPr>
-              <w:t xml:space="preserve">   Término</w:t>
-            </w:r>
-          </w:p>
+              <w:t xml:space="preserve">Not Distributive property: write a counter-example that breaks the definition.</w:t>
+            </w:r>
+          </w:p>
+          <w:p>
+            <w:pPr>
+              <w:pBdr>
+                <w:bottom w:val="single" w:color="AFBECC" w:sz="6"/>
+              </w:pBdr>
+              <w:spacing w:after="30" w:before="150"/>
+            </w:pPr>
+            <w:r>
+              <w:t xml:space="preserve"/>
+            </w:r>
+          </w:p>
+        </w:tc>
+        <w:tc>
+          <w:tcPr>
+            <w:tcW w:type="dxa" w:w="2200"/>
+            <w:tcMar>
+              <w:top w:type="dxa" w:w="80"/>
+              <w:left w:type="dxa" w:w="100"/>
+              <w:bottom w:type="dxa" w:w="80"/>
+              <w:right w:type="dxa" w:w="100"/>
+            </w:tcMar>
+            <w:vAlign w:val="top"/>
+          </w:tcPr>
           <w:p>
             <w:pPr>
               <w:spacing w:after="40"/>
-            </w:pPr>
-            <w:r>
-              <w:rPr>
-                <w:sz w:val="21"/>
-                <w:szCs w:val="21"/>
-              </w:rPr>
-              <w:t xml:space="preserve">A single number, variable, or product of them, separated by + or − signs.</w:t>
-            </w:r>
-          </w:p>
-          <w:p>
-            <w:pPr>
-              <w:spacing w:after="0"/>
-            </w:pPr>
-            <w:r>
-              <w:rPr>
-                <w:b/>
-                <w:bCs/>
-                <w:color w:val="1FA6A2"/>
-                <w:sz w:val="18"/>
-                <w:szCs w:val="18"/>
-              </w:rPr>
-              <w:t xml:space="preserve">Example:  </w:t>
-            </w:r>
-            <w:r>
-              <w:rPr>
-                <w:i/>
-                <w:iCs/>
-                <w:color w:val="5F6F80"/>
-                <w:sz w:val="18"/>
-                <w:szCs w:val="18"/>
-              </w:rPr>
-              <w:t xml:space="preserve">In 3x + 5 − 2x, the terms are 3x, 5, and 2x.</w:t>
-            </w:r>
-          </w:p>
-        </w:tc>
-      </w:tr>
-    </w:tbl>
-    <w:tbl>
-      <w:tblPr>
-        <w:tblW w:type="pct" w:w="100%"/>
-        <w:tblBorders>
-          <w:top w:val="none" w:color="FFFFFF" w:sz="0"/>
-          <w:left w:val="none" w:color="FFFFFF" w:sz="0"/>
-          <w:bottom w:val="single" w:color="C7D2DD" w:sz="4"/>
-          <w:right w:val="none" w:color="FFFFFF" w:sz="0"/>
-          <w:insideH w:val="none" w:color="FFFFFF" w:sz="0"/>
-          <w:insideV w:val="none" w:color="FFFFFF" w:sz="0"/>
-        </w:tblBorders>
-      </w:tblPr>
-      <w:tblGrid>
-        <w:gridCol w:w="1800"/>
-        <w:gridCol w:w="7560"/>
-      </w:tblGrid>
-      <w:tr>
-        <w:trPr>
-          <w:cantSplit/>
-        </w:trPr>
-        <w:tc>
-          <w:tcPr>
-            <w:tcW w:type="dxa" w:w="1800"/>
-            <w:tcMar>
-              <w:top w:type="dxa" w:w="100"/>
-              <w:left w:type="dxa" w:w="40"/>
-              <w:bottom w:type="dxa" w:w="100"/>
-              <w:right w:type="dxa" w:w="120"/>
-            </w:tcMar>
-            <w:vAlign w:val="center"/>
-          </w:tcPr>
-          <w:p>
-            <w:pPr>
-              <w:spacing w:after="0"/>
               <w:jc w:val="center"/>
             </w:pPr>
             <w:r>
               <w:drawing>
                 <wp:inline distT="0" distB="0" distL="0" distR="0">
-                  <wp:extent cx="1047750" cy="790575"/>
+                  <wp:extent cx="876300" cy="657225"/>
                   <wp:effectExtent t="0" r="0" b="0" l="0"/>
                   <wp:docPr id="1" name="" descr="" title=""/>
                   <wp:cNvGraphicFramePr>
@@ -1240,7 +1628,7 @@
                         <pic:spPr bwMode="auto">
                           <a:xfrm>
                             <a:off x="0" y="0"/>
-                            <a:ext cx="1047750" cy="790575"/>
+                            <a:ext cx="876300" cy="657225"/>
                           </a:xfrm>
                           <a:prstGeom prst="rect">
                             <a:avLst/>
@@ -1253,69 +1641,10 @@
               </w:drawing>
             </w:r>
           </w:p>
-        </w:tc>
-        <w:tc>
-          <w:tcPr>
-            <w:tcW w:type="dxa" w:w="7560"/>
-            <w:tcMar>
-              <w:top w:type="dxa" w:w="100"/>
-              <w:left w:type="dxa" w:w="40"/>
-              <w:bottom w:type="dxa" w:w="100"/>
-              <w:right w:type="dxa" w:w="40"/>
-            </w:tcMar>
-            <w:vAlign w:val="center"/>
-          </w:tcPr>
-          <w:p>
-            <w:pPr>
-              <w:spacing w:after="50"/>
-            </w:pPr>
-            <w:r>
-              <w:rPr>
-                <w:b/>
-                <w:bCs/>
-                <w:color w:val="12355B"/>
-                <w:sz w:val="24"/>
-                <w:szCs w:val="24"/>
-              </w:rPr>
-              <w:t xml:space="preserve">Distributive property</w:t>
-            </w:r>
-            <w:r>
-              <w:rPr>
-                <w:i/>
-                <w:iCs/>
-                <w:color w:val="5F6F80"/>
-                <w:sz w:val="19"/>
-                <w:szCs w:val="19"/>
-              </w:rPr>
-              <w:t xml:space="preserve">   Propiedad distributiva</w:t>
-            </w:r>
-          </w:p>
-          <w:p>
-            <w:pPr>
-              <w:spacing w:after="40"/>
-            </w:pPr>
-            <w:r>
-              <w:rPr>
-                <w:sz w:val="21"/>
-                <w:szCs w:val="21"/>
-              </w:rPr>
-              <w:t xml:space="preserve">Multiplying a number by everything inside the parentheses: a(b + c) = ab + ac.</w:t>
-            </w:r>
-          </w:p>
           <w:p>
             <w:pPr>
               <w:spacing w:after="0"/>
             </w:pPr>
-            <w:r>
-              <w:rPr>
-                <w:b/>
-                <w:bCs/>
-                <w:color w:val="1FA6A2"/>
-                <w:sz w:val="18"/>
-                <w:szCs w:val="18"/>
-              </w:rPr>
-              <w:t xml:space="preserve">Example:  </w:t>
-            </w:r>
             <w:r>
               <w:rPr>
                 <w:i/>
@@ -3652,7 +3981,7 @@
           <w:sz w:val="19"/>
           <w:szCs w:val="19"/>
         </w:rPr>
-        <w:t xml:space="preserve">   You Do — show your work</w:t>
+        <w:t xml:space="preserve">   You Do — show your work and reasoning</w:t>
       </w:r>
     </w:p>
     <w:p>
@@ -3667,7 +3996,7 @@
           <w:sz w:val="19"/>
           <w:szCs w:val="19"/>
         </w:rPr>
-        <w:t xml:space="preserve">Solve each problem. Show your thinking in the work box.</w:t>
+        <w:t xml:space="preserve">Solve each problem in the middle column and explain your reasoning using the sentence starters on the right.</w:t>
       </w:r>
     </w:p>
     <w:p>
@@ -3696,120 +4025,219 @@
         <w:t xml:space="preserve">   extra scaffolding</w:t>
       </w:r>
     </w:p>
-    <w:p>
-      <w:pPr>
-        <w:keepNext/>
-        <w:spacing w:after="60" w:before="160"/>
-      </w:pPr>
-      <w:r>
-        <w:rPr>
-          <w:b/>
-          <w:bCs/>
-          <w:color w:val="12355B"/>
-          <w:sz w:val="22"/>
-          <w:szCs w:val="22"/>
-        </w:rPr>
-        <w:t xml:space="preserve">1.  </w:t>
-      </w:r>
-      <w:r>
-        <w:rPr>
-          <w:b/>
-          <w:bCs/>
-          <w:sz w:val="21"/>
-          <w:szCs w:val="21"/>
-        </w:rPr>
-        <w:t xml:space="preserve">Which pair are like terms?</w:t>
-      </w:r>
-    </w:p>
-    <w:p>
-      <w:pPr>
-        <w:spacing w:after="40"/>
-        <w:ind w:left="420"/>
-      </w:pPr>
-      <w:r>
-        <w:rPr>
-          <w:sz w:val="20"/>
-          <w:szCs w:val="20"/>
-        </w:rPr>
-        <w:t xml:space="preserve">A)  6x and 2x</w:t>
-      </w:r>
-    </w:p>
-    <w:p>
-      <w:pPr>
-        <w:spacing w:after="40"/>
-        <w:ind w:left="420"/>
-      </w:pPr>
-      <w:r>
-        <w:rPr>
-          <w:sz w:val="20"/>
-          <w:szCs w:val="20"/>
-        </w:rPr>
-        <w:t xml:space="preserve">B)  6x and 6y</w:t>
-      </w:r>
-    </w:p>
-    <w:p>
-      <w:pPr>
-        <w:spacing w:after="40"/>
-        <w:ind w:left="420"/>
-      </w:pPr>
-      <w:r>
-        <w:rPr>
-          <w:sz w:val="20"/>
-          <w:szCs w:val="20"/>
-        </w:rPr>
-        <w:t xml:space="preserve">C)  6x and 6</w:t>
-      </w:r>
-    </w:p>
-    <w:p>
-      <w:pPr>
-        <w:spacing w:after="40"/>
-        <w:ind w:left="420"/>
-      </w:pPr>
-      <w:r>
-        <w:rPr>
-          <w:sz w:val="20"/>
-          <w:szCs w:val="20"/>
-        </w:rPr>
-        <w:t xml:space="preserve">D)  6x and 2x²</w:t>
-      </w:r>
-    </w:p>
-    <w:p>
-      <w:pPr>
-        <w:spacing w:after="20"/>
-      </w:pPr>
-      <w:r>
-        <w:t xml:space="preserve"/>
-      </w:r>
-    </w:p>
     <w:tbl>
       <w:tblPr>
-        <w:tblW w:type="pct" w:w="100%"/>
+        <w:tblW w:type="dxa" w:w="9360"/>
         <w:tblBorders>
           <w:top w:val="single" w:color="C7D2DD" w:sz="6"/>
           <w:left w:val="single" w:color="C7D2DD" w:sz="6"/>
           <w:bottom w:val="single" w:color="C7D2DD" w:sz="6"/>
           <w:right w:val="single" w:color="C7D2DD" w:sz="6"/>
-          <w:insideH w:val="single" w:color="auto" w:sz="4"/>
-          <w:insideV w:val="single" w:color="auto" w:sz="4"/>
+          <w:insideH w:val="single" w:color="C7D2DD" w:sz="6"/>
+          <w:insideV w:val="single" w:color="C7D2DD" w:sz="6"/>
         </w:tblBorders>
       </w:tblPr>
       <w:tblGrid>
-        <w:gridCol w:w="100"/>
+        <w:gridCol w:w="2800"/>
+        <w:gridCol w:w="3560"/>
+        <w:gridCol w:w="3000"/>
       </w:tblGrid>
       <w:tr>
-        <w:tc>
-          <w:tcPr>
+        <w:trPr>
+          <w:cantSplit/>
+          <w:tblHeader/>
+        </w:trPr>
+        <w:tc>
+          <w:tcPr>
+            <w:tcW w:type="dxa" w:w="2800"/>
+            <w:shd w:fill="EEF4F8" w:color="auto" w:val="clear"/>
+            <w:tcMar>
+              <w:top w:type="dxa" w:w="60"/>
+              <w:left w:type="dxa" w:w="100"/>
+              <w:bottom w:type="dxa" w:w="60"/>
+              <w:right w:type="dxa" w:w="100"/>
+            </w:tcMar>
+          </w:tcPr>
+          <w:p>
+            <w:pPr>
+              <w:spacing w:after="0"/>
+            </w:pPr>
+            <w:r>
+              <w:rPr>
+                <w:b/>
+                <w:bCs/>
+                <w:color w:val="12355B"/>
+                <w:sz w:val="16"/>
+                <w:szCs w:val="16"/>
+              </w:rPr>
+              <w:t xml:space="preserve">CORE PROBLEM / GIVEN REPRESENTATION</w:t>
+            </w:r>
+          </w:p>
+        </w:tc>
+        <w:tc>
+          <w:tcPr>
+            <w:tcW w:type="dxa" w:w="3560"/>
+            <w:shd w:fill="EEF4F8" w:color="auto" w:val="clear"/>
+            <w:tcMar>
+              <w:top w:type="dxa" w:w="60"/>
+              <w:left w:type="dxa" w:w="100"/>
+              <w:bottom w:type="dxa" w:w="60"/>
+              <w:right w:type="dxa" w:w="100"/>
+            </w:tcMar>
+          </w:tcPr>
+          <w:p>
+            <w:pPr>
+              <w:spacing w:after="0"/>
+            </w:pPr>
+            <w:r>
+              <w:rPr>
+                <w:b/>
+                <w:bCs/>
+                <w:color w:val="12355B"/>
+                <w:sz w:val="16"/>
+                <w:szCs w:val="16"/>
+              </w:rPr>
+              <w:t xml:space="preserve">WORKING SPACE / CALCULATION STEPS</w:t>
+            </w:r>
+          </w:p>
+        </w:tc>
+        <w:tc>
+          <w:tcPr>
+            <w:tcW w:type="dxa" w:w="3000"/>
             <w:shd w:fill="FBF3E2" w:color="auto" w:val="clear"/>
             <w:tcMar>
               <w:top w:type="dxa" w:w="60"/>
-              <w:left w:type="dxa" w:w="120"/>
+              <w:left w:type="dxa" w:w="100"/>
               <w:bottom w:type="dxa" w:w="60"/>
-              <w:right w:type="dxa" w:w="120"/>
-            </w:tcMar>
-          </w:tcPr>
-          <w:p>
-            <w:pPr>
-              <w:spacing w:after="0" w:line="320"/>
+              <w:right w:type="dxa" w:w="100"/>
+            </w:tcMar>
+          </w:tcPr>
+          <w:p>
+            <w:pPr>
+              <w:spacing w:after="0"/>
+            </w:pPr>
+            <w:r>
+              <w:rPr>
+                <w:b/>
+                <w:bCs/>
+                <w:color w:val="B97A12"/>
+                <w:sz w:val="16"/>
+                <w:szCs w:val="16"/>
+              </w:rPr>
+              <w:t xml:space="preserve">EXPLAIN YOUR REASONING</w:t>
+            </w:r>
+          </w:p>
+        </w:tc>
+      </w:tr>
+      <w:tr>
+        <w:trPr>
+          <w:cantSplit/>
+        </w:trPr>
+        <w:tc>
+          <w:tcPr>
+            <w:tcW w:type="dxa" w:w="2800"/>
+            <w:tcMar>
+              <w:top w:type="dxa" w:w="80"/>
+              <w:left w:type="dxa" w:w="100"/>
+              <w:bottom w:type="dxa" w:w="80"/>
+              <w:right w:type="dxa" w:w="100"/>
+            </w:tcMar>
+            <w:vAlign w:val="top"/>
+          </w:tcPr>
+          <w:p>
+            <w:pPr>
+              <w:spacing w:after="60"/>
+            </w:pPr>
+            <w:r>
+              <w:rPr>
+                <w:b/>
+                <w:bCs/>
+                <w:color w:val="12355B"/>
+                <w:sz w:val="21"/>
+                <w:szCs w:val="21"/>
+              </w:rPr>
+              <w:t xml:space="preserve">1.  </w:t>
+            </w:r>
+            <w:r>
+              <w:rPr>
+                <w:b/>
+                <w:bCs/>
+                <w:sz w:val="20"/>
+                <w:szCs w:val="20"/>
+              </w:rPr>
+              <w:t xml:space="preserve">Which pair are like terms?</w:t>
+            </w:r>
+          </w:p>
+          <w:p>
+            <w:pPr>
+              <w:spacing w:after="30"/>
+              <w:ind w:left="180"/>
+            </w:pPr>
+            <w:r>
+              <w:rPr>
+                <w:sz w:val="19"/>
+                <w:szCs w:val="19"/>
+              </w:rPr>
+              <w:t xml:space="preserve">A)  6x and 2x</w:t>
+            </w:r>
+          </w:p>
+          <w:p>
+            <w:pPr>
+              <w:spacing w:after="30"/>
+              <w:ind w:left="180"/>
+            </w:pPr>
+            <w:r>
+              <w:rPr>
+                <w:sz w:val="19"/>
+                <w:szCs w:val="19"/>
+              </w:rPr>
+              <w:t xml:space="preserve">B)  6x and 6y</w:t>
+            </w:r>
+          </w:p>
+          <w:p>
+            <w:pPr>
+              <w:spacing w:after="30"/>
+              <w:ind w:left="180"/>
+            </w:pPr>
+            <w:r>
+              <w:rPr>
+                <w:sz w:val="19"/>
+                <w:szCs w:val="19"/>
+              </w:rPr>
+              <w:t xml:space="preserve">C)  6x and 6</w:t>
+            </w:r>
+          </w:p>
+          <w:p>
+            <w:pPr>
+              <w:spacing w:after="30"/>
+              <w:ind w:left="180"/>
+            </w:pPr>
+            <w:r>
+              <w:rPr>
+                <w:sz w:val="19"/>
+                <w:szCs w:val="19"/>
+              </w:rPr>
+              <w:t xml:space="preserve">D)  6x and 2x²</w:t>
+            </w:r>
+          </w:p>
+        </w:tc>
+        <w:tc>
+          <w:tcPr>
+            <w:tcW w:type="dxa" w:w="3560"/>
+            <w:tcMar>
+              <w:top w:type="dxa" w:w="80"/>
+              <w:left w:type="dxa" w:w="100"/>
+              <w:bottom w:type="dxa" w:w="80"/>
+              <w:right w:type="dxa" w:w="100"/>
+            </w:tcMar>
+            <w:vAlign w:val="top"/>
+          </w:tcPr>
+          <w:p>
+            <w:pPr>
+              <w:pBdr>
+                <w:bottom w:val="single" w:color="AFBECC" w:sz="6"/>
+              </w:pBdr>
+              <w:spacing w:after="30" w:before="150"/>
             </w:pPr>
             <w:r>
               <w:t xml:space="preserve"/>
@@ -3817,7 +4245,147 @@
           </w:p>
           <w:p>
             <w:pPr>
-              <w:spacing w:after="0" w:line="320"/>
+              <w:pBdr>
+                <w:bottom w:val="single" w:color="AFBECC" w:sz="6"/>
+              </w:pBdr>
+              <w:spacing w:after="30" w:before="150"/>
+            </w:pPr>
+            <w:r>
+              <w:t xml:space="preserve"/>
+            </w:r>
+          </w:p>
+          <w:p>
+            <w:pPr>
+              <w:pBdr>
+                <w:bottom w:val="single" w:color="AFBECC" w:sz="6"/>
+              </w:pBdr>
+              <w:spacing w:after="30" w:before="150"/>
+            </w:pPr>
+            <w:r>
+              <w:t xml:space="preserve"/>
+            </w:r>
+          </w:p>
+          <w:p>
+            <w:pPr>
+              <w:pBdr>
+                <w:bottom w:val="single" w:color="AFBECC" w:sz="6"/>
+              </w:pBdr>
+              <w:spacing w:after="30" w:before="150"/>
+            </w:pPr>
+            <w:r>
+              <w:t xml:space="preserve"/>
+            </w:r>
+          </w:p>
+        </w:tc>
+        <w:tc>
+          <w:tcPr>
+            <w:tcW w:type="dxa" w:w="3000"/>
+            <w:shd w:fill="FBF3E2" w:color="auto" w:val="clear"/>
+            <w:tcMar>
+              <w:top w:type="dxa" w:w="80"/>
+              <w:left w:type="dxa" w:w="100"/>
+              <w:bottom w:type="dxa" w:w="80"/>
+              <w:right w:type="dxa" w:w="100"/>
+            </w:tcMar>
+            <w:vAlign w:val="top"/>
+          </w:tcPr>
+          <w:p>
+            <w:pPr>
+              <w:spacing w:after="40"/>
+            </w:pPr>
+            <w:r>
+              <w:rPr>
+                <w:b/>
+                <w:bCs/>
+                <w:color w:val="12355B"/>
+                <w:sz w:val="19"/>
+                <w:szCs w:val="19"/>
+              </w:rPr>
+              <w:t xml:space="preserve">Because... </w:t>
+            </w:r>
+            <w:r>
+              <w:rPr>
+                <w:color w:val="AFBECC"/>
+                <w:sz w:val="19"/>
+                <w:szCs w:val="19"/>
+              </w:rPr>
+              <w:t xml:space="preserve">________________</w:t>
+            </w:r>
+          </w:p>
+          <w:p>
+            <w:pPr>
+              <w:pBdr>
+                <w:bottom w:val="single" w:color="AFBECC" w:sz="6"/>
+              </w:pBdr>
+              <w:spacing w:after="30" w:before="150"/>
+            </w:pPr>
+            <w:r>
+              <w:t xml:space="preserve"/>
+            </w:r>
+          </w:p>
+          <w:p>
+            <w:pPr>
+              <w:spacing w:after="40" w:before="80"/>
+            </w:pPr>
+            <w:r>
+              <w:rPr>
+                <w:b/>
+                <w:bCs/>
+                <w:color w:val="6B4FA0"/>
+                <w:sz w:val="19"/>
+                <w:szCs w:val="19"/>
+              </w:rPr>
+              <w:t xml:space="preserve">Although... </w:t>
+            </w:r>
+            <w:r>
+              <w:rPr>
+                <w:color w:val="AFBECC"/>
+                <w:sz w:val="19"/>
+                <w:szCs w:val="19"/>
+              </w:rPr>
+              <w:t xml:space="preserve">_______________</w:t>
+            </w:r>
+          </w:p>
+          <w:p>
+            <w:pPr>
+              <w:pBdr>
+                <w:bottom w:val="single" w:color="AFBECC" w:sz="6"/>
+              </w:pBdr>
+              <w:spacing w:after="30" w:before="150"/>
+            </w:pPr>
+            <w:r>
+              <w:t xml:space="preserve"/>
+            </w:r>
+          </w:p>
+          <w:p>
+            <w:pPr>
+              <w:spacing w:after="40" w:before="80"/>
+            </w:pPr>
+            <w:r>
+              <w:rPr>
+                <w:b/>
+                <w:bCs/>
+                <w:color w:val="1FA6A2"/>
+                <w:sz w:val="19"/>
+                <w:szCs w:val="19"/>
+              </w:rPr>
+              <w:t xml:space="preserve">Therefore... </w:t>
+            </w:r>
+            <w:r>
+              <w:rPr>
+                <w:color w:val="AFBECC"/>
+                <w:sz w:val="19"/>
+                <w:szCs w:val="19"/>
+              </w:rPr>
+              <w:t xml:space="preserve">______________</w:t>
+            </w:r>
+          </w:p>
+          <w:p>
+            <w:pPr>
+              <w:pBdr>
+                <w:bottom w:val="single" w:color="AFBECC" w:sz="6"/>
+              </w:pBdr>
+              <w:spacing w:after="30" w:before="150"/>
             </w:pPr>
             <w:r>
               <w:t xml:space="preserve"/>
@@ -3828,84 +4396,7 @@
     </w:tbl>
     <w:p>
       <w:pPr>
-        <w:keepNext/>
-        <w:spacing w:after="60" w:before="160"/>
-      </w:pPr>
-      <w:r>
-        <w:rPr>
-          <w:b/>
-          <w:bCs/>
-          <w:color w:val="12355B"/>
-          <w:sz w:val="22"/>
-          <w:szCs w:val="22"/>
-        </w:rPr>
-        <w:t xml:space="preserve">2.  </w:t>
-      </w:r>
-      <w:r>
-        <w:rPr>
-          <w:b/>
-          <w:bCs/>
-          <w:sz w:val="21"/>
-          <w:szCs w:val="21"/>
-        </w:rPr>
-        <w:t xml:space="preserve">Simplify 5a + 3 + 2a.</w:t>
-      </w:r>
-    </w:p>
-    <w:p>
-      <w:pPr>
-        <w:spacing w:after="40"/>
-        <w:ind w:left="420"/>
-      </w:pPr>
-      <w:r>
-        <w:rPr>
-          <w:sz w:val="20"/>
-          <w:szCs w:val="20"/>
-        </w:rPr>
-        <w:t xml:space="preserve">A)  7a + 3</w:t>
-      </w:r>
-    </w:p>
-    <w:p>
-      <w:pPr>
-        <w:spacing w:after="40"/>
-        <w:ind w:left="420"/>
-      </w:pPr>
-      <w:r>
-        <w:rPr>
-          <w:sz w:val="20"/>
-          <w:szCs w:val="20"/>
-        </w:rPr>
-        <w:t xml:space="preserve">B)  7a² + 3</w:t>
-      </w:r>
-    </w:p>
-    <w:p>
-      <w:pPr>
-        <w:spacing w:after="40"/>
-        <w:ind w:left="420"/>
-      </w:pPr>
-      <w:r>
-        <w:rPr>
-          <w:sz w:val="20"/>
-          <w:szCs w:val="20"/>
-        </w:rPr>
-        <w:t xml:space="preserve">C)  10a</w:t>
-      </w:r>
-    </w:p>
-    <w:p>
-      <w:pPr>
-        <w:spacing w:after="40"/>
-        <w:ind w:left="420"/>
-      </w:pPr>
-      <w:r>
-        <w:rPr>
-          <w:sz w:val="20"/>
-          <w:szCs w:val="20"/>
-        </w:rPr>
-        <w:t xml:space="preserve">D)  52a + 3</w:t>
-      </w:r>
-    </w:p>
-    <w:p>
-      <w:pPr>
-        <w:spacing w:after="20"/>
+        <w:spacing w:after="80"/>
       </w:pPr>
       <w:r>
         <w:t xml:space="preserve"/>
@@ -3913,33 +4404,217 @@
     </w:p>
     <w:tbl>
       <w:tblPr>
-        <w:tblW w:type="pct" w:w="100%"/>
+        <w:tblW w:type="dxa" w:w="9360"/>
         <w:tblBorders>
           <w:top w:val="single" w:color="C7D2DD" w:sz="6"/>
           <w:left w:val="single" w:color="C7D2DD" w:sz="6"/>
           <w:bottom w:val="single" w:color="C7D2DD" w:sz="6"/>
           <w:right w:val="single" w:color="C7D2DD" w:sz="6"/>
-          <w:insideH w:val="single" w:color="auto" w:sz="4"/>
-          <w:insideV w:val="single" w:color="auto" w:sz="4"/>
+          <w:insideH w:val="single" w:color="C7D2DD" w:sz="6"/>
+          <w:insideV w:val="single" w:color="C7D2DD" w:sz="6"/>
         </w:tblBorders>
       </w:tblPr>
       <w:tblGrid>
-        <w:gridCol w:w="100"/>
+        <w:gridCol w:w="2800"/>
+        <w:gridCol w:w="3560"/>
+        <w:gridCol w:w="3000"/>
       </w:tblGrid>
       <w:tr>
-        <w:tc>
-          <w:tcPr>
+        <w:trPr>
+          <w:cantSplit/>
+          <w:tblHeader/>
+        </w:trPr>
+        <w:tc>
+          <w:tcPr>
+            <w:tcW w:type="dxa" w:w="2800"/>
+            <w:shd w:fill="EEF4F8" w:color="auto" w:val="clear"/>
+            <w:tcMar>
+              <w:top w:type="dxa" w:w="60"/>
+              <w:left w:type="dxa" w:w="100"/>
+              <w:bottom w:type="dxa" w:w="60"/>
+              <w:right w:type="dxa" w:w="100"/>
+            </w:tcMar>
+          </w:tcPr>
+          <w:p>
+            <w:pPr>
+              <w:spacing w:after="0"/>
+            </w:pPr>
+            <w:r>
+              <w:rPr>
+                <w:b/>
+                <w:bCs/>
+                <w:color w:val="12355B"/>
+                <w:sz w:val="16"/>
+                <w:szCs w:val="16"/>
+              </w:rPr>
+              <w:t xml:space="preserve">CORE PROBLEM / GIVEN REPRESENTATION</w:t>
+            </w:r>
+          </w:p>
+        </w:tc>
+        <w:tc>
+          <w:tcPr>
+            <w:tcW w:type="dxa" w:w="3560"/>
+            <w:shd w:fill="EEF4F8" w:color="auto" w:val="clear"/>
+            <w:tcMar>
+              <w:top w:type="dxa" w:w="60"/>
+              <w:left w:type="dxa" w:w="100"/>
+              <w:bottom w:type="dxa" w:w="60"/>
+              <w:right w:type="dxa" w:w="100"/>
+            </w:tcMar>
+          </w:tcPr>
+          <w:p>
+            <w:pPr>
+              <w:spacing w:after="0"/>
+            </w:pPr>
+            <w:r>
+              <w:rPr>
+                <w:b/>
+                <w:bCs/>
+                <w:color w:val="12355B"/>
+                <w:sz w:val="16"/>
+                <w:szCs w:val="16"/>
+              </w:rPr>
+              <w:t xml:space="preserve">WORKING SPACE / CALCULATION STEPS</w:t>
+            </w:r>
+          </w:p>
+        </w:tc>
+        <w:tc>
+          <w:tcPr>
+            <w:tcW w:type="dxa" w:w="3000"/>
             <w:shd w:fill="FBF3E2" w:color="auto" w:val="clear"/>
             <w:tcMar>
               <w:top w:type="dxa" w:w="60"/>
-              <w:left w:type="dxa" w:w="120"/>
+              <w:left w:type="dxa" w:w="100"/>
               <w:bottom w:type="dxa" w:w="60"/>
-              <w:right w:type="dxa" w:w="120"/>
-            </w:tcMar>
-          </w:tcPr>
-          <w:p>
-            <w:pPr>
-              <w:spacing w:after="0" w:line="320"/>
+              <w:right w:type="dxa" w:w="100"/>
+            </w:tcMar>
+          </w:tcPr>
+          <w:p>
+            <w:pPr>
+              <w:spacing w:after="0"/>
+            </w:pPr>
+            <w:r>
+              <w:rPr>
+                <w:b/>
+                <w:bCs/>
+                <w:color w:val="B97A12"/>
+                <w:sz w:val="16"/>
+                <w:szCs w:val="16"/>
+              </w:rPr>
+              <w:t xml:space="preserve">EXPLAIN YOUR REASONING</w:t>
+            </w:r>
+          </w:p>
+        </w:tc>
+      </w:tr>
+      <w:tr>
+        <w:trPr>
+          <w:cantSplit/>
+        </w:trPr>
+        <w:tc>
+          <w:tcPr>
+            <w:tcW w:type="dxa" w:w="2800"/>
+            <w:tcMar>
+              <w:top w:type="dxa" w:w="80"/>
+              <w:left w:type="dxa" w:w="100"/>
+              <w:bottom w:type="dxa" w:w="80"/>
+              <w:right w:type="dxa" w:w="100"/>
+            </w:tcMar>
+            <w:vAlign w:val="top"/>
+          </w:tcPr>
+          <w:p>
+            <w:pPr>
+              <w:spacing w:after="60"/>
+            </w:pPr>
+            <w:r>
+              <w:rPr>
+                <w:b/>
+                <w:bCs/>
+                <w:color w:val="12355B"/>
+                <w:sz w:val="21"/>
+                <w:szCs w:val="21"/>
+              </w:rPr>
+              <w:t xml:space="preserve">2.  </w:t>
+            </w:r>
+            <w:r>
+              <w:rPr>
+                <w:b/>
+                <w:bCs/>
+                <w:sz w:val="20"/>
+                <w:szCs w:val="20"/>
+              </w:rPr>
+              <w:t xml:space="preserve">Simplify 5a + 3 + 2a.</w:t>
+            </w:r>
+          </w:p>
+          <w:p>
+            <w:pPr>
+              <w:spacing w:after="30"/>
+              <w:ind w:left="180"/>
+            </w:pPr>
+            <w:r>
+              <w:rPr>
+                <w:sz w:val="19"/>
+                <w:szCs w:val="19"/>
+              </w:rPr>
+              <w:t xml:space="preserve">A)  7a + 3</w:t>
+            </w:r>
+          </w:p>
+          <w:p>
+            <w:pPr>
+              <w:spacing w:after="30"/>
+              <w:ind w:left="180"/>
+            </w:pPr>
+            <w:r>
+              <w:rPr>
+                <w:sz w:val="19"/>
+                <w:szCs w:val="19"/>
+              </w:rPr>
+              <w:t xml:space="preserve">B)  7a² + 3</w:t>
+            </w:r>
+          </w:p>
+          <w:p>
+            <w:pPr>
+              <w:spacing w:after="30"/>
+              <w:ind w:left="180"/>
+            </w:pPr>
+            <w:r>
+              <w:rPr>
+                <w:sz w:val="19"/>
+                <w:szCs w:val="19"/>
+              </w:rPr>
+              <w:t xml:space="preserve">C)  10a</w:t>
+            </w:r>
+          </w:p>
+          <w:p>
+            <w:pPr>
+              <w:spacing w:after="30"/>
+              <w:ind w:left="180"/>
+            </w:pPr>
+            <w:r>
+              <w:rPr>
+                <w:sz w:val="19"/>
+                <w:szCs w:val="19"/>
+              </w:rPr>
+              <w:t xml:space="preserve">D)  52a + 3</w:t>
+            </w:r>
+          </w:p>
+        </w:tc>
+        <w:tc>
+          <w:tcPr>
+            <w:tcW w:type="dxa" w:w="3560"/>
+            <w:tcMar>
+              <w:top w:type="dxa" w:w="80"/>
+              <w:left w:type="dxa" w:w="100"/>
+              <w:bottom w:type="dxa" w:w="80"/>
+              <w:right w:type="dxa" w:w="100"/>
+            </w:tcMar>
+            <w:vAlign w:val="top"/>
+          </w:tcPr>
+          <w:p>
+            <w:pPr>
+              <w:pBdr>
+                <w:bottom w:val="single" w:color="AFBECC" w:sz="6"/>
+              </w:pBdr>
+              <w:spacing w:after="30" w:before="150"/>
             </w:pPr>
             <w:r>
               <w:t xml:space="preserve"/>
@@ -3947,7 +4622,147 @@
           </w:p>
           <w:p>
             <w:pPr>
-              <w:spacing w:after="0" w:line="320"/>
+              <w:pBdr>
+                <w:bottom w:val="single" w:color="AFBECC" w:sz="6"/>
+              </w:pBdr>
+              <w:spacing w:after="30" w:before="150"/>
+            </w:pPr>
+            <w:r>
+              <w:t xml:space="preserve"/>
+            </w:r>
+          </w:p>
+          <w:p>
+            <w:pPr>
+              <w:pBdr>
+                <w:bottom w:val="single" w:color="AFBECC" w:sz="6"/>
+              </w:pBdr>
+              <w:spacing w:after="30" w:before="150"/>
+            </w:pPr>
+            <w:r>
+              <w:t xml:space="preserve"/>
+            </w:r>
+          </w:p>
+          <w:p>
+            <w:pPr>
+              <w:pBdr>
+                <w:bottom w:val="single" w:color="AFBECC" w:sz="6"/>
+              </w:pBdr>
+              <w:spacing w:after="30" w:before="150"/>
+            </w:pPr>
+            <w:r>
+              <w:t xml:space="preserve"/>
+            </w:r>
+          </w:p>
+        </w:tc>
+        <w:tc>
+          <w:tcPr>
+            <w:tcW w:type="dxa" w:w="3000"/>
+            <w:shd w:fill="FBF3E2" w:color="auto" w:val="clear"/>
+            <w:tcMar>
+              <w:top w:type="dxa" w:w="80"/>
+              <w:left w:type="dxa" w:w="100"/>
+              <w:bottom w:type="dxa" w:w="80"/>
+              <w:right w:type="dxa" w:w="100"/>
+            </w:tcMar>
+            <w:vAlign w:val="top"/>
+          </w:tcPr>
+          <w:p>
+            <w:pPr>
+              <w:spacing w:after="40"/>
+            </w:pPr>
+            <w:r>
+              <w:rPr>
+                <w:b/>
+                <w:bCs/>
+                <w:color w:val="12355B"/>
+                <w:sz w:val="19"/>
+                <w:szCs w:val="19"/>
+              </w:rPr>
+              <w:t xml:space="preserve">Because... </w:t>
+            </w:r>
+            <w:r>
+              <w:rPr>
+                <w:color w:val="AFBECC"/>
+                <w:sz w:val="19"/>
+                <w:szCs w:val="19"/>
+              </w:rPr>
+              <w:t xml:space="preserve">________________</w:t>
+            </w:r>
+          </w:p>
+          <w:p>
+            <w:pPr>
+              <w:pBdr>
+                <w:bottom w:val="single" w:color="AFBECC" w:sz="6"/>
+              </w:pBdr>
+              <w:spacing w:after="30" w:before="150"/>
+            </w:pPr>
+            <w:r>
+              <w:t xml:space="preserve"/>
+            </w:r>
+          </w:p>
+          <w:p>
+            <w:pPr>
+              <w:spacing w:after="40" w:before="80"/>
+            </w:pPr>
+            <w:r>
+              <w:rPr>
+                <w:b/>
+                <w:bCs/>
+                <w:color w:val="6B4FA0"/>
+                <w:sz w:val="19"/>
+                <w:szCs w:val="19"/>
+              </w:rPr>
+              <w:t xml:space="preserve">Although... </w:t>
+            </w:r>
+            <w:r>
+              <w:rPr>
+                <w:color w:val="AFBECC"/>
+                <w:sz w:val="19"/>
+                <w:szCs w:val="19"/>
+              </w:rPr>
+              <w:t xml:space="preserve">_______________</w:t>
+            </w:r>
+          </w:p>
+          <w:p>
+            <w:pPr>
+              <w:pBdr>
+                <w:bottom w:val="single" w:color="AFBECC" w:sz="6"/>
+              </w:pBdr>
+              <w:spacing w:after="30" w:before="150"/>
+            </w:pPr>
+            <w:r>
+              <w:t xml:space="preserve"/>
+            </w:r>
+          </w:p>
+          <w:p>
+            <w:pPr>
+              <w:spacing w:after="40" w:before="80"/>
+            </w:pPr>
+            <w:r>
+              <w:rPr>
+                <w:b/>
+                <w:bCs/>
+                <w:color w:val="1FA6A2"/>
+                <w:sz w:val="19"/>
+                <w:szCs w:val="19"/>
+              </w:rPr>
+              <w:t xml:space="preserve">Therefore... </w:t>
+            </w:r>
+            <w:r>
+              <w:rPr>
+                <w:color w:val="AFBECC"/>
+                <w:sz w:val="19"/>
+                <w:szCs w:val="19"/>
+              </w:rPr>
+              <w:t xml:space="preserve">______________</w:t>
+            </w:r>
+          </w:p>
+          <w:p>
+            <w:pPr>
+              <w:pBdr>
+                <w:bottom w:val="single" w:color="AFBECC" w:sz="6"/>
+              </w:pBdr>
+              <w:spacing w:after="30" w:before="150"/>
             </w:pPr>
             <w:r>
               <w:t xml:space="preserve"/>
@@ -3956,6 +4771,14 @@
         </w:tc>
       </w:tr>
     </w:tbl>
+    <w:p>
+      <w:pPr>
+        <w:spacing w:after="80"/>
+      </w:pPr>
+      <w:r>
+        <w:t xml:space="preserve"/>
+      </w:r>
+    </w:p>
     <w:p>
       <w:pPr>
         <w:pStyle w:val="Heading1"/>
@@ -4074,6 +4897,149 @@
         <w:t xml:space="preserve"/>
       </w:r>
     </w:p>
+    <w:p>
+      <w:pPr>
+        <w:spacing w:after="60"/>
+      </w:pPr>
+      <w:r>
+        <w:t xml:space="preserve"/>
+      </w:r>
+    </w:p>
+    <w:tbl>
+      <w:tblPr>
+        <w:tblW w:type="dxa" w:w="9360"/>
+        <w:tblBorders>
+          <w:top w:val="single" w:color="C7D2DD" w:sz="6"/>
+          <w:left w:val="single" w:color="C7D2DD" w:sz="6"/>
+          <w:bottom w:val="single" w:color="C7D2DD" w:sz="6"/>
+          <w:right w:val="single" w:color="C7D2DD" w:sz="6"/>
+          <w:insideH w:val="single" w:color="C7D2DD" w:sz="6"/>
+          <w:insideV w:val="single" w:color="C7D2DD" w:sz="6"/>
+        </w:tblBorders>
+      </w:tblPr>
+      <w:tblGrid>
+        <w:gridCol w:w="3120"/>
+        <w:gridCol w:w="3120"/>
+        <w:gridCol w:w="3120"/>
+      </w:tblGrid>
+      <w:tr>
+        <w:trPr>
+          <w:cantSplit/>
+          <w:tblHeader/>
+        </w:trPr>
+        <w:tc>
+          <w:tcPr>
+            <w:tcW w:type="dxa" w:w="9360"/>
+            <w:gridSpan w:val="3"/>
+            <w:shd w:fill="EEF4F8" w:color="auto" w:val="clear"/>
+            <w:tcMar>
+              <w:top w:type="dxa" w:w="60"/>
+              <w:left w:type="dxa" w:w="100"/>
+              <w:bottom w:type="dxa" w:w="60"/>
+              <w:right w:type="dxa" w:w="100"/>
+            </w:tcMar>
+          </w:tcPr>
+          <w:p>
+            <w:pPr>
+              <w:spacing w:after="0"/>
+            </w:pPr>
+            <w:r>
+              <w:rPr>
+                <w:b/>
+                <w:bCs/>
+                <w:color w:val="12355B"/>
+                <w:sz w:val="18"/>
+                <w:szCs w:val="18"/>
+              </w:rPr>
+              <w:t xml:space="preserve">EXIT CHECK · 3-POINT SELF-ASSESSMENT CHECKLIST</w:t>
+            </w:r>
+          </w:p>
+        </w:tc>
+      </w:tr>
+      <w:tr>
+        <w:trPr>
+          <w:cantSplit/>
+        </w:trPr>
+        <w:tc>
+          <w:tcPr>
+            <w:tcW w:type="dxa" w:w="3120"/>
+            <w:tcMar>
+              <w:top w:type="dxa" w:w="80"/>
+              <w:left w:type="dxa" w:w="100"/>
+              <w:bottom w:type="dxa" w:w="80"/>
+              <w:right w:type="dxa" w:w="100"/>
+            </w:tcMar>
+          </w:tcPr>
+          <w:p>
+            <w:pPr>
+              <w:spacing w:after="0"/>
+            </w:pPr>
+            <w:r>
+              <w:rPr>
+                <w:b/>
+                <w:bCs/>
+                <w:color w:val="1A2733"/>
+                <w:sz w:val="18"/>
+                <w:szCs w:val="18"/>
+              </w:rPr>
+              <w:t xml:space="preserve">☐ 1. Units &amp; Labels Verified</w:t>
+            </w:r>
+          </w:p>
+        </w:tc>
+        <w:tc>
+          <w:tcPr>
+            <w:tcW w:type="dxa" w:w="3120"/>
+            <w:tcMar>
+              <w:top w:type="dxa" w:w="80"/>
+              <w:left w:type="dxa" w:w="100"/>
+              <w:bottom w:type="dxa" w:w="80"/>
+              <w:right w:type="dxa" w:w="100"/>
+            </w:tcMar>
+          </w:tcPr>
+          <w:p>
+            <w:pPr>
+              <w:spacing w:after="0"/>
+            </w:pPr>
+            <w:r>
+              <w:rPr>
+                <w:b/>
+                <w:bCs/>
+                <w:color w:val="1A2733"/>
+                <w:sz w:val="18"/>
+                <w:szCs w:val="18"/>
+              </w:rPr>
+              <w:t xml:space="preserve">☐ 2. Reasoning Stated (Because / Although / Therefore)</w:t>
+            </w:r>
+          </w:p>
+        </w:tc>
+        <w:tc>
+          <w:tcPr>
+            <w:tcW w:type="dxa" w:w="3120"/>
+            <w:tcMar>
+              <w:top w:type="dxa" w:w="80"/>
+              <w:left w:type="dxa" w:w="100"/>
+              <w:bottom w:type="dxa" w:w="80"/>
+              <w:right w:type="dxa" w:w="100"/>
+            </w:tcMar>
+          </w:tcPr>
+          <w:p>
+            <w:pPr>
+              <w:spacing w:after="0"/>
+            </w:pPr>
+            <w:r>
+              <w:rPr>
+                <w:b/>
+                <w:bCs/>
+                <w:color w:val="1A2733"/>
+                <w:sz w:val="18"/>
+                <w:szCs w:val="18"/>
+              </w:rPr>
+              <w:t xml:space="preserve">☐ 3. Calculations Double-Checked</w:t>
+            </w:r>
+          </w:p>
+        </w:tc>
+      </w:tr>
+    </w:tbl>
     <w:sectPr>
       <w:headerReference w:type="default" r:id="rId7"/>
       <w:footerReference w:type="default" r:id="rId8"/>
